--- a/SPHEREx_combined_manuscript.docx
+++ b/SPHEREx_combined_manuscript.docx
@@ -106,7 +106,19 @@
           <w:sz w:val="21"/>
           <w:szCs w:val="21"/>
         </w:rPr>
-        <w:t xml:space="preserve">Satellite megaconstellations in Low Earth Orbit increasingly overlap the operational altitudes of space telescopes, and NASA's SPHEREx — a wide-field (39.5 deg²), 102-band near-infrared all-sky survey mission launched March 2025 — is particularly exposed due to its large field of view and its 675 km sun-synchronous orbit. This work has two parts. The first is an original reflectance-based photometric model (undergraduate project, 2025–26) estimating satellite trail surface brightness as a function of range for four representative satellite types (Starlink V1.0/V1.5/V2-Mini, OneWeb Gen 1), building on the methodology and headline figures of Borlaff et al. (2025, Nature). The second is a from-scratch extension built on real, currently-valid orbital data: full-exposure-window SGP4 propagation, a Monte-Carlo statistical model of encounter rates across realistic megaconstellation shells, a direct validation using genuine propagation of real, currently-orbiting satellites against SPHEREx's real orbit, blackbody thermal-infrared photometry across SPHEREx's 102 bands, and a TLE positional-uncertainty error budget. The extension finds SPHEREx's current real satellite population produces an estimated ~2.3 trail-crossing events per exposure at a representative sky pointing, with the dominant contribution independently confirmed by direct propagation of real satellites rather than a statistical model, and identifies ~3.76 μm as the wavelength above which thermal emission overtakes reflected sunlight in a typical encounter. A discrepancy between this work's full-constellation-build-out projection and the published literature value (Borlaff et al. 2025) was investigated, not resolved, and is reported as an open limitation.</w:t>
+        <w:t xml:space="preserve">Satellite megaconstellations in Low Earth Orbit increasingly share the altitudes used by space telescopes. NASA's SPHEREx — a wide-field (39.5 deg²), 102-band near-infrared all-sky survey launched in March 2025 into a ~650 km Sun-synchronous orbit — is a natural test case. This work has two parts. The first is an original reflectance-based photometric model (undergraduate project, 2025–26) of trail surface brightness versus range for four representative satellite types. The second is a from-scratch computational extension built on real orbital data: SGP4 propagation of real satellites, a Monte Carlo encounter model that applies SPHEREx's actual survey constraints (35° maximum zenith angle, 91° solar avoidance, 112.5 s exposures), a one-year real-orbit validation, blackbody thermal-infrared photometry across SPHEREx's 102 bands, and a TLE positional-uncertainty error budget.</w:t>
+      </w:r>
+    </w:p>
+    <w:p>
+      <w:pPr>
+        <w:spacing w:after="160"/>
+      </w:pPr>
+      <w:r>
+        <w:rPr>
+          <w:sz w:val="21"/>
+          <w:szCs w:val="21"/>
+        </w:rPr>
+        <w:t xml:space="preserve">The central physical result is geometric: under SPHEREx's 35° zenith limit, every line of sight climbs away from Earth, so only satellites orbiting above ~650 km can ever cross the field. All Starlink and Amazon Leo shells contribute exactly zero (0 crossings in ~3.2 million simulated valid exposures). Summing the publicly filed constellations above SPHEREx's orbit (OneWeb, Guowang GW-2, Qianfan, Telesat Lightspeed; ~28,500 satellites) predicts 4.5 ± 0.2 trails per exposure at full build-out, versus 5.64 (+0.28/−0.27) published by Borlaff et al. (2025). The residual corresponds to ~7,500 additional high-altitude satellites in that study's registry, and lies inside this model's real-orbit validation band (3.7–7.4). At today's population the rate is ~0.13 trails per exposure (about one exposure in eight), carried entirely by OneWeb and early Qianfan. Observable crossings are near-overhead (median range 635 km), sweep the field at ~1.2°/s, and above ~3.76 μm are dominated by the satellite's own thermal emission rather than reflected sunlight. An earlier version of this analysis reported ~2.3 trails per exposure; that figure came from a pointing SPHEREx never uses and is withdrawn (§7.2).</w:t>
       </w:r>
     </w:p>
     <w:p>
@@ -652,7 +664,7 @@
                 <w:sz w:val="20"/>
                 <w:szCs w:val="20"/>
               </w:rPr>
-              <w:t xml:space="preserve">500–1,145</w:t>
+              <w:t xml:space="preserve">~590 (GW-A59); ~1,145 (GW-2)</w:t>
             </w:r>
           </w:p>
         </w:tc>
@@ -705,7 +717,7 @@
                 <w:sz w:val="20"/>
                 <w:szCs w:val="20"/>
               </w:rPr>
-              <w:t xml:space="preserve">~90</w:t>
+              <w:t xml:space="preserve">~108</w:t>
             </w:r>
           </w:p>
         </w:tc>
@@ -739,7 +751,7 @@
                 <w:sz w:val="20"/>
                 <w:szCs w:val="20"/>
               </w:rPr>
-              <w:t xml:space="preserve">550–600</w:t>
+              <w:t xml:space="preserve">~1,160</w:t>
             </w:r>
           </w:p>
         </w:tc>
@@ -796,7 +808,7 @@
           <w:sz w:val="21"/>
           <w:szCs w:val="21"/>
         </w:rPr>
-        <w:t xml:space="preserve">Almost all megaconstellation satellites operate between 340 and 1,200 km altitude — precisely the band most LEO space telescopes occupy. SPHEREx orbits at 675 km; Hubble at ~540 km; China's planned Xuntian telescope at 400–450 km. This overlap is not accidental: Low Earth Orbit is where internet satellites need to be for competitive signal latency (a 550 km satellite has under 30 ms round-trip delay, versus ~600 ms from geostationary orbit).</w:t>
+        <w:t xml:space="preserve">Almost all megaconstellation satellites operate between 340 and 1,200 km altitude — precisely the band most LEO space telescopes occupy. SPHEREx orbits at ~650 km; Hubble at ~540 km; China's planned Xuntian telescope at 400–450 km. This overlap is not accidental: Low Earth Orbit is where internet satellites need to be for competitive signal latency (a 550 km satellite has under 30 ms round-trip delay, versus ~600 ms from geostationary orbit).</w:t>
       </w:r>
     </w:p>
     <w:p>
@@ -880,7 +892,7 @@
           <w:sz w:val="21"/>
           <w:szCs w:val="21"/>
         </w:rPr>
-        <w:t xml:space="preserve">SPHEREx flies a sun-synchronous polar orbit at 675 km, with strict pointing constraints: 90–100 degrees from the Sun, and no more than 35 degrees from nadir, both primarily for passive thermal management. The 35-degree nadir constraint incidentally reduces exposure to the highest-density regions of satellite traffic near Earth's limb, but does not eliminate it — 675 km sits squarely within the main Starlink and megaconstellation orbital shells.</w:t>
+        <w:t xml:space="preserve">SPHEREx flies a terminator-aligned Sun-synchronous orbit at ~650 km. Its survey pointings are restricted to within 35° of local zenith (i.e. looking away from Earth, never toward the limb) and to at least 91° from the Sun throughout each 112.5 s exposure, both primarily for thermal management (Borlaff et al. 2025, Methods). These two rules turn out to control SPHEREx's exposure to satellites almost completely: §7.3 shows that the zenith limit alone makes every satellite orbiting below SPHEREx geometrically invisible to it.</w:t>
       </w:r>
     </w:p>
     <w:p>
@@ -1034,7 +1046,7 @@
                 <w:sz w:val="20"/>
                 <w:szCs w:val="20"/>
               </w:rPr>
-              <w:t xml:space="preserve">675</w:t>
+              <w:t xml:space="preserve">~650</w:t>
             </w:r>
           </w:p>
         </w:tc>
@@ -1433,7 +1445,7 @@
           <w:sz w:val="21"/>
           <w:szCs w:val="21"/>
         </w:rPr>
-        <w:t xml:space="preserve">Contamination probability scales roughly with exposure area. SPHEREx's 39.5 deg² field is about 4,000 times larger than Hubble's main camera. Its higher altitude and strict pointing constraints partially offset this, giving SPHEREx a contamination profile worse than Hubble but better than Xuntian or ARRAKIHS in absolute trail count, while sharing a near-identical fraction of affected exposures (&gt;96% at full constellation build-out, per Borlaff et al. 2025) because even a single trail in such a large frame counts as contamination.</w:t>
+        <w:t xml:space="preserve">Contamination probability scales roughly with exposure area. SPHEREx's 39.5 deg² field is about 4,000 times larger than Hubble's main camera. Its higher altitude and strict pointing constraints partially offset this, giving SPHEREx a contamination profile worse than Hubble but better than Xuntian or ARRAKIHS in absolute trail count, while sharing a near-identical fraction of affected exposures (more than 92% of SPHEREx exposures at full build-out, per Borlaff et al. 2025) because even a single trail in such a large frame counts as contamination.</w:t>
       </w:r>
     </w:p>
     <w:p>
@@ -1454,7 +1466,7 @@
           <w:sz w:val="21"/>
           <w:szCs w:val="21"/>
         </w:rPr>
-        <w:t xml:space="preserve">Surface brightness (mag/arcsec², lower = brighter) quantifies how a trail compares to the faint sky backgrounds SPHEREx is designed to measure. Borlaff et al. (2025) report SPHEREx trails average ~19 ± 2 mag/arcsec² — substantially brighter than the science signal, and wide enough (several arcminutes) that the affected region, once local-background recalibration is included, exceeds the trail's own width.</w:t>
+        <w:t xml:space="preserve">Surface brightness (mag/arcsec², lower = brighter) quantifies how a trail compares to the faint sky backgrounds SPHEREx is designed to measure. Borlaff et al. (2025) report a median SPHEREx trail surface brightness of 21.1 (+1.9/−3.0) mag/arcsec² — substantially brighter than the science signal, and wide enough (several arcminutes) that the affected region, once local-background recalibration is included, exceeds the trail's own width.</w:t>
       </w:r>
     </w:p>
     <w:p>
@@ -2008,19 +2020,19 @@
         <w:spacing w:after="150" w:before="320"/>
       </w:pPr>
       <w:r>
-        <w:t xml:space="preserve">6. Extended Methodology: Real-Orbital-Data Validation</w:t>
-      </w:r>
-    </w:p>
-    <w:p>
-      <w:pPr>
-        <w:spacing w:after="160"/>
-      </w:pPr>
-      <w:r>
-        <w:rPr>
-          <w:sz w:val="21"/>
-          <w:szCs w:val="21"/>
-        </w:rPr>
-        <w:t xml:space="preserve">Sections 6–9 report a from-scratch extension, built independently of §5, using real orbital data rather than an idealized four-satellite reflectance model. Every numeric result is either a direct output of a script run for this work or is explicitly marked as an external, cited value.</w:t>
+        <w:t xml:space="preserve">6. Extended Methodology: Real Orbital Data</w:t>
+      </w:r>
+    </w:p>
+    <w:p>
+      <w:pPr>
+        <w:spacing w:after="160"/>
+      </w:pPr>
+      <w:r>
+        <w:rPr>
+          <w:sz w:val="21"/>
+          <w:szCs w:val="21"/>
+        </w:rPr>
+        <w:t xml:space="preserve">Sections 6–9 report a from-scratch extension built independently of §5. Every number is either the direct output of a script in the accompanying repository (named in brackets) or an explicitly cited external value.</w:t>
       </w:r>
     </w:p>
     <w:p>
@@ -2041,7 +2053,7 @@
           <w:sz w:val="21"/>
           <w:szCs w:val="21"/>
         </w:rPr>
-        <w:t xml:space="preserve">All orbital elements are real, live two-line elements (TLEs) retrieved in September 2026 via Celestrak. SPHEREx: NORAD 63182, TLE epoch 19 Jul 2026. Six real Starlink satellites at ~53.15–53.16° inclination (NORAD 48294, 48375, 48646, 47650, 47796, 44768; TLE epochs early August 2026), chosen to span a genuine spread of right ascension of ascending node (23.6° to 266.4°). One real OneWeb satellite (NORAD 55158, ~1225 km, 87.9° inclination; TLE epoch mid-September 2026). All propagation uses the sgp4 reference-implementation library in the TEME frame; because every derived quantity here is a difference between two state vectors expressed in the same frame, no further frame transformation is required.</w:t>
+        <w:t xml:space="preserve">All orbital elements are real two-line element sets (TLEs) from the public NORAD catalogue (Celestrak), retrieved September 2026. SPHEREx: NORAD 63182 (epoch 19 Jul 2026). Six Starlink satellites at ~53.16° inclination (NORAD 48294, 48375, 48646, 47650, 47796, 44768; epochs early Aug 2026) spanning RAAN 23.6–266.4°. One OneWeb satellite (NORAD 55158, ~1,200 km, 87.9°; epoch mid-Sep 2026). Propagation uses the reference sgp4 library in the TEME frame; all derived quantities are differences of state vectors in the same frame, so no further transformation is needed.</w:t>
       </w:r>
     </w:p>
     <w:p>
@@ -2050,19 +2062,31 @@
         <w:spacing w:after="120" w:before="240"/>
       </w:pPr>
       <w:r>
-        <w:t xml:space="preserve">6.2 Boresight and field-of-view definition</w:t>
-      </w:r>
-    </w:p>
-    <w:p>
-      <w:pPr>
-        <w:spacing w:after="160"/>
-      </w:pPr>
-      <w:r>
-        <w:rPr>
-          <w:sz w:val="21"/>
-          <w:szCs w:val="21"/>
-        </w:rPr>
-        <w:t xml:space="preserve">The boresight is fixed at the North Ecliptic Pole (RA 270°, Dec +66.56°) — a representative, illustrative pointing, not SPHEREx's literal real-time survey track, which sweeps the whole sky over each 6-month survey. A local tangent-plane frame built from the celestial RA/Dec basis vectors at the boresight is used to test a target's position against the FOV's 3.5°×11° half-widths. Earth occlusion is tested via the closest approach of the observer–target line segment to Earth's centre.</w:t>
+        <w:t xml:space="preserve">6.2 Pointing model</w:t>
+      </w:r>
+    </w:p>
+    <w:p>
+      <w:pPr>
+        <w:spacing w:after="160"/>
+      </w:pPr>
+      <w:r>
+        <w:rPr>
+          <w:sz w:val="21"/>
+          <w:szCs w:val="21"/>
+        </w:rPr>
+        <w:t xml:space="preserve">SPHEREx's survey rules (Borlaff et al. 2025, Methods) are applied directly. For each simulated exposure, SPHEREx's orbital phase is drawn from one real SGP4-propagated orbit; a boresight is drawn uniformly within 35° of local zenith (the outward radial direction at SPHEREx) and redrawn until it is at least 91° from the Sun. Because SPHEREx's orbit is terminator-aligned, the zenith direction stays 82–98° from the Sun around the whole orbit, so a valid pointing exists at every orbital phase (one is found for &gt;99% of sampled phases). The 3.5° × 11° field is centred on the boresight with a random roll; a satellite counts as a trail if, at any instant of the 112.5 s exposure, it lies inside the field, is not behind Earth, and is sunlit. [part_g_altitude_resolved.py]</w:t>
+      </w:r>
+    </w:p>
+    <w:p>
+      <w:pPr>
+        <w:spacing w:after="160"/>
+      </w:pPr>
+      <w:r>
+        <w:rPr>
+          <w:sz w:val="21"/>
+          <w:szCs w:val="21"/>
+        </w:rPr>
+        <w:t xml:space="preserve">The earliest stage of this work (§7.1–7.2) instead used a single fixed boresight at the North Ecliptic Pole with no survey constraints. That choice is retained only where it is explicitly labelled, because it turned out to be the root cause of the original discrepancy with the literature.</w:t>
       </w:r>
     </w:p>
     <w:p>
@@ -2071,19 +2095,31 @@
         <w:spacing w:after="120" w:before="240"/>
       </w:pPr>
       <w:r>
-        <w:t xml:space="preserve">6.3 Monte Carlo statistical model (idealized shells)</w:t>
-      </w:r>
-    </w:p>
-    <w:p>
-      <w:pPr>
-        <w:spacing w:after="160"/>
-      </w:pPr>
-      <w:r>
-        <w:rPr>
-          <w:sz w:val="21"/>
-          <w:szCs w:val="21"/>
-        </w:rPr>
-        <w:t xml:space="preserve">A statistical model treats each megaconstellation as circular-orbit shells (fixed altitude + inclination per operator/generation, from public design data), with satellite right ascension of ascending node and orbital phase drawn independently and uniformly at random. ~2.1 million synthetic configurations were sampled across 8 shells (Starlink V1.0/V1.5/V2-Mini, OneWeb, Amazon Leo, Guowang, Qianfan), checked against the FOV using §6.2's geometry, with SPHEREx's own orbital phase independently randomized across one full real SGP4-propagated orbit.</w:t>
+        <w:t xml:space="preserve">6.3 Monte Carlo constellation model</w:t>
+      </w:r>
+    </w:p>
+    <w:p>
+      <w:pPr>
+        <w:spacing w:after="160"/>
+      </w:pPr>
+      <w:r>
+        <w:rPr>
+          <w:sz w:val="21"/>
+          <w:szCs w:val="21"/>
+        </w:rPr>
+        <w:t xml:space="preserve">Each constellation is modelled as circular-orbit shells (altitude and inclination from public filings), with right ascension of ascending node and orbital phase drawn uniformly at random. Shells used: OneWeb 1,200 km / 87.9° (6,372 planned); Guowang GW-2 ~1,145 km, split equally between ~50° and ~86.5° (6,912); Qianfan ~1,160 km / ~89° (~15,000); Telesat Lightspeed 1,015 km / 99° (78) and 1,325 km / 50.9° (120); plus below-orbit control shells (Starlink 550/53° and 530/43°, Amazon Leo 630/51.9°, Guowang GW-A59 590/85°). Each above-orbit shell was sampled with 4 million exposures per random seed, two seeds.</w:t>
+      </w:r>
+    </w:p>
+    <w:p>
+      <w:pPr>
+        <w:spacing w:after="160"/>
+      </w:pPr>
+      <w:r>
+        <w:rPr>
+          <w:sz w:val="21"/>
+          <w:szCs w:val="21"/>
+        </w:rPr>
+        <w:t xml:space="preserve">Time resolution matters. Observable crossings are near-overhead and sweep the field at ~1.2°/s, so a satellite can cross the 3.5° short axis in ~3 s. A convergence test on identical random draws gave crossing probabilities of 0.61× (7.5 s step), 0.81× (2.5 s) and 0.91× (1 s) of the converged value, with no change below 0.25 s. The final model therefore flags candidates in a 2.5 s pass using a field padded by 4°, then re-checks only those at 0.1 s; on identical draws this reproduces a brute-force 0.1 s run exactly (57/57 hits). [conv_test.py, conv_check2.py]</w:t>
       </w:r>
     </w:p>
     <w:p>
@@ -2092,19 +2128,19 @@
         <w:spacing w:after="120" w:before="240"/>
       </w:pPr>
       <w:r>
-        <w:t xml:space="preserve">6.4 Direct real-catalog validation</w:t>
-      </w:r>
-    </w:p>
-    <w:p>
-      <w:pPr>
-        <w:spacing w:after="160"/>
-      </w:pPr>
-      <w:r>
-        <w:rPr>
-          <w:sz w:val="21"/>
-          <w:szCs w:val="21"/>
-        </w:rPr>
-        <w:t xml:space="preserve">Independently of §6.3's statistical assumptions, the six real Starlink satellites and the one real OneWeb satellite were propagated together with SPHEREx's real orbit over a genuine 30-day window at 10-second resolution, and every actual FOV-crossing event was counted directly — no random sampling, no independence assumption, no idealized substitution.</w:t>
+        <w:t xml:space="preserve">6.4 Real-orbit validation</w:t>
+      </w:r>
+    </w:p>
+    <w:p>
+      <w:pPr>
+        <w:spacing w:after="160"/>
+      </w:pPr>
+      <w:r>
+        <w:rPr>
+          <w:sz w:val="21"/>
+          <w:szCs w:val="21"/>
+        </w:rPr>
+        <w:t xml:space="preserve">Two independent checks use genuine SGP4 propagation of real satellites rather than idealised shells. (a) Fixed-geometry check: six real Starlink satellites against real SPHEREx over 30 days at 10 s, with the fixed NEP boresight, compared with the idealised model in the same geometry. [part_b3_real_catalog_validation.py] (b) Survey-geometry check: real OneWeb-0617 against real SPHEREx over twelve 30-day windows spread across a year (so the Sun-synchronous plane rotates through every orientation relative to the OneWeb plane), 2.5 s resolution, with 20 independent random valid pointings per exposure. [part_h_real_oneweb_constrained.py]</w:t>
       </w:r>
     </w:p>
     <w:p>
@@ -2113,19 +2149,19 @@
         <w:spacing w:after="120" w:before="240"/>
       </w:pPr>
       <w:r>
-        <w:t xml:space="preserve">6.5 Blackbody thermal-IR photometry</w:t>
-      </w:r>
-    </w:p>
-    <w:p>
-      <w:pPr>
-        <w:spacing w:after="160"/>
-      </w:pPr>
-      <w:r>
-        <w:rPr>
-          <w:sz w:val="21"/>
-          <w:szCs w:val="21"/>
-        </w:rPr>
-        <w:t xml:space="preserve">For each real crossing event, a radiative-equilibrium temperature is estimated from a simple energy balance (absorbed solar flux at 1 AU = re-radiated thermal flux; albedo from the same values used in §5). Planck's law is evaluated across 102 log-spaced bands spanning SPHEREx's two detectors (51 over 0.75–2.44 μm, 51 over 2.40–5.01 μm). A reflected-sunlight spectrum is computed identically, treating the Sun as a 5778 K blackbody attenuated by distance and albedo.</w:t>
+        <w:t xml:space="preserve">6.5 Thermal-infrared photometry</w:t>
+      </w:r>
+    </w:p>
+    <w:p>
+      <w:pPr>
+        <w:spacing w:after="160"/>
+      </w:pPr>
+      <w:r>
+        <w:rPr>
+          <w:sz w:val="21"/>
+          <w:szCs w:val="21"/>
+        </w:rPr>
+        <w:t xml:space="preserve">A radiative-equilibrium temperature follows from a two-sided flat-plate energy balance (S = 1,361 W m⁻², albedo 0.25, IR emissivity 0.9): T_eq = 316 K. Planck's law is evaluated in 102 bands (51 over 0.75–2.44 μm, 51 over 2.40–5.01 μm) for the thermal term, and a 5,778 K solar spectrum scaled by albedo gives the reflected term. [part_c_full_pipeline.py, part_i_observable_events.py]</w:t>
       </w:r>
     </w:p>
     <w:p>
@@ -2146,7 +2182,7 @@
           <w:sz w:val="21"/>
           <w:szCs w:val="21"/>
         </w:rPr>
-        <w:t xml:space="preserve">SGP4/TLE accuracy is well characterised in the literature as ~1 km at epoch, degrading by a further 1–3 km/day (consistent across multiple independent sources). This work adopts 1 km + 2 km/day (midpoint) as a 1-sigma isotropic position uncertainty scaled by each object's actual age, and Monte Carlo perturbs both objects' positions 20,000 times per real crossing event (36 events total) to propagate this into range, phase-angle, and brightness uncertainty.</w:t>
+        <w:t xml:space="preserve">SGP4/TLE position error is taken as ~1 km at epoch growing by ~2 km/day (mid-range of the 1–3 km/day literature figure), applied isotropically to both objects and propagated by Monte Carlo (5,000 draws per event) into range and magnitude uncertainty for every observable crossing. Results are given for operationally realistic TLE ages of 1, 3 and 7 days. [part_i_observable_events.py]</w:t>
       </w:r>
     </w:p>
     <w:p>
@@ -2169,292 +2205,21 @@
         <w:spacing w:after="120" w:before="240"/>
       </w:pPr>
       <w:r>
-        <w:t xml:space="preserve">7.1 Full-exposure-window propagation (illustrative single-pair case)</w:t>
-      </w:r>
-    </w:p>
-    <w:p>
-      <w:pPr>
-        <w:spacing w:after="160"/>
-      </w:pPr>
-      <w:r>
-        <w:rPr>
-          <w:sz w:val="21"/>
-          <w:szCs w:val="21"/>
-        </w:rPr>
-        <w:t xml:space="preserve">SPHEREx and real satellite OneWeb-0617 were propagated together across a single 112.5-second exposure window (0.5 s resolution) at a representative epoch (16 Sept 2026, 06:00 UTC):</w:t>
-      </w:r>
-    </w:p>
-    <w:tbl>
-      <w:tblPr>
-        <w:tblW w:type="dxa" w:w="9350"/>
-        <w:tblBorders>
-          <w:top w:val="single" w:color="auto" w:sz="4"/>
-          <w:left w:val="single" w:color="auto" w:sz="4"/>
-          <w:bottom w:val="single" w:color="auto" w:sz="4"/>
-          <w:right w:val="single" w:color="auto" w:sz="4"/>
-          <w:insideH w:val="single" w:color="auto" w:sz="4"/>
-          <w:insideV w:val="single" w:color="auto" w:sz="4"/>
-        </w:tblBorders>
-      </w:tblPr>
-      <w:tblGrid>
-        <w:gridCol w:w="4400"/>
-        <w:gridCol w:w="4950"/>
-      </w:tblGrid>
-      <w:tr>
-        <w:tc>
-          <w:tcPr>
-            <w:tcW w:type="dxa" w:w="4400"/>
-            <w:shd w:fill="2C5F8A" w:val="clear"/>
-          </w:tcPr>
-          <w:p>
-            <w:r>
-              <w:rPr>
-                <w:b/>
-                <w:bCs/>
-                <w:color w:val="FFFFFF"/>
-                <w:sz w:val="20"/>
-                <w:szCs w:val="20"/>
-              </w:rPr>
-              <w:t xml:space="preserve">Quantity</w:t>
-            </w:r>
-          </w:p>
-        </w:tc>
-        <w:tc>
-          <w:tcPr>
-            <w:tcW w:type="dxa" w:w="4950"/>
-            <w:shd w:fill="2C5F8A" w:val="clear"/>
-          </w:tcPr>
-          <w:p>
-            <w:r>
-              <w:rPr>
-                <w:b/>
-                <w:bCs/>
-                <w:color w:val="FFFFFF"/>
-                <w:sz w:val="20"/>
-                <w:szCs w:val="20"/>
-              </w:rPr>
-              <w:t xml:space="preserve">Value</w:t>
-            </w:r>
-          </w:p>
-        </w:tc>
-      </w:tr>
-      <w:tr>
-        <w:tc>
-          <w:tcPr>
-            <w:tcW w:type="dxa" w:w="4400"/>
-          </w:tcPr>
-          <w:p>
-            <w:r>
-              <w:rPr>
-                <w:b w:val="false"/>
-                <w:bCs w:val="false"/>
-                <w:color w:val="000000"/>
-                <w:sz w:val="20"/>
-                <w:szCs w:val="20"/>
-              </w:rPr>
-              <w:t xml:space="preserve">SPHEREx altitude (this epoch)</w:t>
-            </w:r>
-          </w:p>
-        </w:tc>
-        <w:tc>
-          <w:tcPr>
-            <w:tcW w:type="dxa" w:w="4950"/>
-          </w:tcPr>
-          <w:p>
-            <w:r>
-              <w:rPr>
-                <w:b w:val="false"/>
-                <w:bCs w:val="false"/>
-                <w:color w:val="000000"/>
-                <w:sz w:val="20"/>
-                <w:szCs w:val="20"/>
-              </w:rPr>
-              <w:t xml:space="preserve">648.5 km</w:t>
-            </w:r>
-          </w:p>
-        </w:tc>
-      </w:tr>
-      <w:tr>
-        <w:tc>
-          <w:tcPr>
-            <w:tcW w:type="dxa" w:w="4400"/>
-          </w:tcPr>
-          <w:p>
-            <w:r>
-              <w:rPr>
-                <w:b w:val="false"/>
-                <w:bCs w:val="false"/>
-                <w:color w:val="000000"/>
-                <w:sz w:val="20"/>
-                <w:szCs w:val="20"/>
-              </w:rPr>
-              <w:t xml:space="preserve">OneWeb-0617 altitude</w:t>
-            </w:r>
-          </w:p>
-        </w:tc>
-        <w:tc>
-          <w:tcPr>
-            <w:tcW w:type="dxa" w:w="4950"/>
-          </w:tcPr>
-          <w:p>
-            <w:r>
-              <w:rPr>
-                <w:b w:val="false"/>
-                <w:bCs w:val="false"/>
-                <w:color w:val="000000"/>
-                <w:sz w:val="20"/>
-                <w:szCs w:val="20"/>
-              </w:rPr>
-              <w:t xml:space="preserve">1214.3 km</w:t>
-            </w:r>
-          </w:p>
-        </w:tc>
-      </w:tr>
-      <w:tr>
-        <w:tc>
-          <w:tcPr>
-            <w:tcW w:type="dxa" w:w="4400"/>
-          </w:tcPr>
-          <w:p>
-            <w:r>
-              <w:rPr>
-                <w:b w:val="false"/>
-                <w:bCs w:val="false"/>
-                <w:color w:val="000000"/>
-                <w:sz w:val="20"/>
-                <w:szCs w:val="20"/>
-              </w:rPr>
-              <w:t xml:space="preserve">Range, exposure start → end (+112.5s)</w:t>
-            </w:r>
-          </w:p>
-        </w:tc>
-        <w:tc>
-          <w:tcPr>
-            <w:tcW w:type="dxa" w:w="4950"/>
-          </w:tcPr>
-          <w:p>
-            <w:r>
-              <w:rPr>
-                <w:b w:val="false"/>
-                <w:bCs w:val="false"/>
-                <w:color w:val="000000"/>
-                <w:sz w:val="20"/>
-                <w:szCs w:val="20"/>
-              </w:rPr>
-              <w:t xml:space="preserve">12,770 → 13,161 km</w:t>
-            </w:r>
-          </w:p>
-        </w:tc>
-      </w:tr>
-      <w:tr>
-        <w:tc>
-          <w:tcPr>
-            <w:tcW w:type="dxa" w:w="4400"/>
-          </w:tcPr>
-          <w:p>
-            <w:r>
-              <w:rPr>
-                <w:b w:val="false"/>
-                <w:bCs w:val="false"/>
-                <w:color w:val="000000"/>
-                <w:sz w:val="20"/>
-                <w:szCs w:val="20"/>
-              </w:rPr>
-              <w:t xml:space="preserve">Phase angle from boresight</w:t>
-            </w:r>
-          </w:p>
-        </w:tc>
-        <w:tc>
-          <w:tcPr>
-            <w:tcW w:type="dxa" w:w="4950"/>
-          </w:tcPr>
-          <w:p>
-            <w:r>
-              <w:rPr>
-                <w:b w:val="false"/>
-                <w:bCs w:val="false"/>
-                <w:color w:val="000000"/>
-                <w:sz w:val="20"/>
-                <w:szCs w:val="20"/>
-              </w:rPr>
-              <w:t xml:space="preserve">59.7° – 65.7°</w:t>
-            </w:r>
-          </w:p>
-        </w:tc>
-      </w:tr>
-      <w:tr>
-        <w:tc>
-          <w:tcPr>
-            <w:tcW w:type="dxa" w:w="4400"/>
-          </w:tcPr>
-          <w:p>
-            <w:r>
-              <w:rPr>
-                <w:b w:val="false"/>
-                <w:bCs w:val="false"/>
-                <w:color w:val="000000"/>
-                <w:sz w:val="20"/>
-                <w:szCs w:val="20"/>
-              </w:rPr>
-              <w:t xml:space="preserve">Apparent angular velocity</w:t>
-            </w:r>
-          </w:p>
-        </w:tc>
-        <w:tc>
-          <w:tcPr>
-            <w:tcW w:type="dxa" w:w="4950"/>
-          </w:tcPr>
-          <w:p>
-            <w:r>
-              <w:rPr>
-                <w:b w:val="false"/>
-                <w:bCs w:val="false"/>
-                <w:color w:val="000000"/>
-                <w:sz w:val="20"/>
-                <w:szCs w:val="20"/>
-              </w:rPr>
-              <w:t xml:space="preserve">195.7 – 207.1 arcsec/s</w:t>
-            </w:r>
-          </w:p>
-        </w:tc>
-      </w:tr>
-      <w:tr>
-        <w:tc>
-          <w:tcPr>
-            <w:tcW w:type="dxa" w:w="4400"/>
-          </w:tcPr>
-          <w:p>
-            <w:r>
-              <w:rPr>
-                <w:b w:val="false"/>
-                <w:bCs w:val="false"/>
-                <w:color w:val="000000"/>
-                <w:sz w:val="20"/>
-                <w:szCs w:val="20"/>
-              </w:rPr>
-              <w:t xml:space="preserve">FOV encounter this pair/epoch?</w:t>
-            </w:r>
-          </w:p>
-        </w:tc>
-        <w:tc>
-          <w:tcPr>
-            <w:tcW w:type="dxa" w:w="4950"/>
-          </w:tcPr>
-          <w:p>
-            <w:r>
-              <w:rPr>
-                <w:b w:val="false"/>
-                <w:bCs w:val="false"/>
-                <w:color w:val="000000"/>
-                <w:sz w:val="20"/>
-                <w:szCs w:val="20"/>
-              </w:rPr>
-              <w:t xml:space="preserve">No — off-frame</w:t>
-            </w:r>
-          </w:p>
-        </w:tc>
-      </w:tr>
-    </w:tbl>
+        <w:t xml:space="preserve">7.1 Single-pair full-exposure propagation</w:t>
+      </w:r>
+    </w:p>
+    <w:p>
+      <w:pPr>
+        <w:spacing w:after="160"/>
+      </w:pPr>
+      <w:r>
+        <w:rPr>
+          <w:sz w:val="21"/>
+          <w:szCs w:val="21"/>
+        </w:rPr>
+        <w:t xml:space="preserve">SPHEREx and OneWeb-0617 propagated together across one 112.5 s exposure (0.5 s steps, 16 Sep 2026 06:00 UTC) establish the geometry machinery: range 12,770 → 13,161 km, apparent angular velocity 196–207 arcsec/s, no field crossing. Individual conjunctions are rare, which is why the population approach below is needed. [part_a_sgp4_propagation.py]</w:t>
+      </w:r>
+    </w:p>
     <w:p>
       <w:pPr>
         <w:spacing w:after="60" w:before="120"/>
@@ -2463,7 +2228,7 @@
       <w:r>
         <w:drawing>
           <wp:inline distT="0" distB="0" distL="0" distR="0">
-            <wp:extent cx="4191000" cy="2762250"/>
+            <wp:extent cx="4000500" cy="2638425"/>
             <wp:effectExtent t="0" r="0" b="0" l="0"/>
             <wp:docPr id="1" name="" descr="" title=""/>
             <wp:cNvGraphicFramePr>
@@ -2488,7 +2253,7 @@
                   <pic:spPr bwMode="auto">
                     <a:xfrm>
                       <a:off x="0" y="0"/>
-                      <a:ext cx="4191000" cy="2762250"/>
+                      <a:ext cx="4000500" cy="2638425"/>
                     </a:xfrm>
                     <a:prstGeom prst="rect">
                       <a:avLst/>
@@ -2513,19 +2278,7 @@
           <w:sz w:val="18"/>
           <w:szCs w:val="18"/>
         </w:rPr>
-        <w:t xml:space="preserve">Figure 7.1. Apparent angular velocity of OneWeb-0617 as seen from SPHEREx, from real SGP4 state vectors across the full exposure window.</w:t>
-      </w:r>
-    </w:p>
-    <w:p>
-      <w:pPr>
-        <w:spacing w:after="160"/>
-      </w:pPr>
-      <w:r>
-        <w:rPr>
-          <w:sz w:val="21"/>
-          <w:szCs w:val="21"/>
-        </w:rPr>
-        <w:t xml:space="preserve">This single pair did not cross the FOV at this epoch — individual conjunctions are rare per exposure, which is exactly why the population approach in §7.2 is needed.</w:t>
+        <w:t xml:space="preserve">Figure 7.1. Apparent angular velocity of OneWeb-0617 seen from SPHEREx across one exposure, from real SGP4 state vectors.</w:t>
       </w:r>
     </w:p>
     <w:p>
@@ -2534,452 +2287,33 @@
         <w:spacing w:after="120" w:before="240"/>
       </w:pPr>
       <w:r>
-        <w:t xml:space="preserve">7.2 Contamination rate for today's real satellite population</w:t>
-      </w:r>
-    </w:p>
-    <w:tbl>
-      <w:tblPr>
-        <w:tblW w:type="dxa" w:w="9350"/>
-        <w:tblBorders>
-          <w:top w:val="single" w:color="auto" w:sz="4"/>
-          <w:left w:val="single" w:color="auto" w:sz="4"/>
-          <w:bottom w:val="single" w:color="auto" w:sz="4"/>
-          <w:right w:val="single" w:color="auto" w:sz="4"/>
-          <w:insideH w:val="single" w:color="auto" w:sz="4"/>
-          <w:insideV w:val="single" w:color="auto" w:sz="4"/>
-        </w:tblBorders>
-      </w:tblPr>
-      <w:tblGrid>
-        <w:gridCol w:w="2900"/>
-        <w:gridCol w:w="1600"/>
-        <w:gridCol w:w="1500"/>
-        <w:gridCol w:w="3350"/>
-      </w:tblGrid>
-      <w:tr>
-        <w:tc>
-          <w:tcPr>
-            <w:tcW w:type="dxa" w:w="2900"/>
-            <w:shd w:fill="2C5F8A" w:val="clear"/>
-          </w:tcPr>
-          <w:p>
-            <w:r>
-              <w:rPr>
-                <w:b/>
-                <w:bCs/>
-                <w:color w:val="FFFFFF"/>
-                <w:sz w:val="20"/>
-                <w:szCs w:val="20"/>
-              </w:rPr>
-              <w:t xml:space="preserve">Population component</w:t>
-            </w:r>
-          </w:p>
-        </w:tc>
-        <w:tc>
-          <w:tcPr>
-            <w:tcW w:type="dxa" w:w="1600"/>
-            <w:shd w:fill="2C5F8A" w:val="clear"/>
-          </w:tcPr>
-          <w:p>
-            <w:r>
-              <w:rPr>
-                <w:b/>
-                <w:bCs/>
-                <w:color w:val="FFFFFF"/>
-                <w:sz w:val="20"/>
-                <w:szCs w:val="20"/>
-              </w:rPr>
-              <w:t xml:space="preserve">Satellites modelled</w:t>
-            </w:r>
-          </w:p>
-        </w:tc>
-        <w:tc>
-          <w:tcPr>
-            <w:tcW w:type="dxa" w:w="1500"/>
-            <w:shd w:fill="2C5F8A" w:val="clear"/>
-          </w:tcPr>
-          <w:p>
-            <w:r>
-              <w:rPr>
-                <w:b/>
-                <w:bCs/>
-                <w:color w:val="FFFFFF"/>
-                <w:sz w:val="20"/>
-                <w:szCs w:val="20"/>
-              </w:rPr>
-              <w:t xml:space="preserve">Trails/exposure</w:t>
-            </w:r>
-          </w:p>
-        </w:tc>
-        <w:tc>
-          <w:tcPr>
-            <w:tcW w:type="dxa" w:w="3350"/>
-            <w:shd w:fill="2C5F8A" w:val="clear"/>
-          </w:tcPr>
-          <w:p>
-            <w:r>
-              <w:rPr>
-                <w:b/>
-                <w:bCs/>
-                <w:color w:val="FFFFFF"/>
-                <w:sz w:val="20"/>
-                <w:szCs w:val="20"/>
-              </w:rPr>
-              <w:t xml:space="preserve">Basis</w:t>
-            </w:r>
-          </w:p>
-        </w:tc>
-      </w:tr>
-      <w:tr>
-        <w:tc>
-          <w:tcPr>
-            <w:tcW w:type="dxa" w:w="2900"/>
-          </w:tcPr>
-          <w:p>
-            <w:r>
-              <w:rPr>
-                <w:b w:val="false"/>
-                <w:bCs w:val="false"/>
-                <w:color w:val="000000"/>
-                <w:sz w:val="20"/>
-                <w:szCs w:val="20"/>
-              </w:rPr>
-              <w:t xml:space="preserve">Starlink V1.0 + V1.5</w:t>
-            </w:r>
-          </w:p>
-        </w:tc>
-        <w:tc>
-          <w:tcPr>
-            <w:tcW w:type="dxa" w:w="1600"/>
-          </w:tcPr>
-          <w:p>
-            <w:r>
-              <w:rPr>
-                <w:b w:val="false"/>
-                <w:bCs w:val="false"/>
-                <w:color w:val="000000"/>
-                <w:sz w:val="20"/>
-                <w:szCs w:val="20"/>
-              </w:rPr>
-              <w:t xml:space="preserve">~7,000</w:t>
-            </w:r>
-          </w:p>
-        </w:tc>
-        <w:tc>
-          <w:tcPr>
-            <w:tcW w:type="dxa" w:w="1500"/>
-          </w:tcPr>
-          <w:p>
-            <w:r>
-              <w:rPr>
-                <w:b w:val="false"/>
-                <w:bCs w:val="false"/>
-                <w:color w:val="000000"/>
-                <w:sz w:val="20"/>
-                <w:szCs w:val="20"/>
-              </w:rPr>
-              <w:t xml:space="preserve">1.823</w:t>
-            </w:r>
-          </w:p>
-        </w:tc>
-        <w:tc>
-          <w:tcPr>
-            <w:tcW w:type="dxa" w:w="3350"/>
-          </w:tcPr>
-          <w:p>
-            <w:r>
-              <w:rPr>
-                <w:b w:val="false"/>
-                <w:bCs w:val="false"/>
-                <w:color w:val="000000"/>
-                <w:sz w:val="20"/>
-                <w:szCs w:val="20"/>
-              </w:rPr>
-              <w:t xml:space="preserve">Real-catalog (30-day direct SGP4 propagation)</w:t>
-            </w:r>
-          </w:p>
-        </w:tc>
-      </w:tr>
-      <w:tr>
-        <w:tc>
-          <w:tcPr>
-            <w:tcW w:type="dxa" w:w="2900"/>
-          </w:tcPr>
-          <w:p>
-            <w:r>
-              <w:rPr>
-                <w:b w:val="false"/>
-                <w:bCs w:val="false"/>
-                <w:color w:val="000000"/>
-                <w:sz w:val="20"/>
-                <w:szCs w:val="20"/>
-              </w:rPr>
-              <w:t xml:space="preserve">Starlink V2-Mini</w:t>
-            </w:r>
-          </w:p>
-        </w:tc>
-        <w:tc>
-          <w:tcPr>
-            <w:tcW w:type="dxa" w:w="1600"/>
-          </w:tcPr>
-          <w:p>
-            <w:r>
-              <w:rPr>
-                <w:b w:val="false"/>
-                <w:bCs w:val="false"/>
-                <w:color w:val="000000"/>
-                <w:sz w:val="20"/>
-                <w:szCs w:val="20"/>
-              </w:rPr>
-              <w:t xml:space="preserve">~2,357</w:t>
-            </w:r>
-          </w:p>
-        </w:tc>
-        <w:tc>
-          <w:tcPr>
-            <w:tcW w:type="dxa" w:w="1500"/>
-          </w:tcPr>
-          <w:p>
-            <w:r>
-              <w:rPr>
-                <w:b w:val="false"/>
-                <w:bCs w:val="false"/>
-                <w:color w:val="000000"/>
-                <w:sz w:val="20"/>
-                <w:szCs w:val="20"/>
-              </w:rPr>
-              <w:t xml:space="preserve">0.346</w:t>
-            </w:r>
-          </w:p>
-        </w:tc>
-        <w:tc>
-          <w:tcPr>
-            <w:tcW w:type="dxa" w:w="3350"/>
-          </w:tcPr>
-          <w:p>
-            <w:r>
-              <w:rPr>
-                <w:b w:val="false"/>
-                <w:bCs w:val="false"/>
-                <w:color w:val="000000"/>
-                <w:sz w:val="20"/>
-                <w:szCs w:val="20"/>
-              </w:rPr>
-              <w:t xml:space="preserve">Idealized shell</w:t>
-            </w:r>
-          </w:p>
-        </w:tc>
-      </w:tr>
-      <w:tr>
-        <w:tc>
-          <w:tcPr>
-            <w:tcW w:type="dxa" w:w="2900"/>
-          </w:tcPr>
-          <w:p>
-            <w:r>
-              <w:rPr>
-                <w:b w:val="false"/>
-                <w:bCs w:val="false"/>
-                <w:color w:val="000000"/>
-                <w:sz w:val="20"/>
-                <w:szCs w:val="20"/>
-              </w:rPr>
-              <w:t xml:space="preserve">OneWeb</w:t>
-            </w:r>
-          </w:p>
-        </w:tc>
-        <w:tc>
-          <w:tcPr>
-            <w:tcW w:type="dxa" w:w="1600"/>
-          </w:tcPr>
-          <w:p>
-            <w:r>
-              <w:rPr>
-                <w:b w:val="false"/>
-                <w:bCs w:val="false"/>
-                <w:color w:val="000000"/>
-                <w:sz w:val="20"/>
-                <w:szCs w:val="20"/>
-              </w:rPr>
-              <w:t xml:space="preserve">652</w:t>
-            </w:r>
-          </w:p>
-        </w:tc>
-        <w:tc>
-          <w:tcPr>
-            <w:tcW w:type="dxa" w:w="1500"/>
-          </w:tcPr>
-          <w:p>
-            <w:r>
-              <w:rPr>
-                <w:b w:val="false"/>
-                <w:bCs w:val="false"/>
-                <w:color w:val="000000"/>
-                <w:sz w:val="20"/>
-                <w:szCs w:val="20"/>
-              </w:rPr>
-              <w:t xml:space="preserve">0.072</w:t>
-            </w:r>
-          </w:p>
-        </w:tc>
-        <w:tc>
-          <w:tcPr>
-            <w:tcW w:type="dxa" w:w="3350"/>
-          </w:tcPr>
-          <w:p>
-            <w:r>
-              <w:rPr>
-                <w:b w:val="false"/>
-                <w:bCs w:val="false"/>
-                <w:color w:val="000000"/>
-                <w:sz w:val="20"/>
-                <w:szCs w:val="20"/>
-              </w:rPr>
-              <w:t xml:space="preserve">Idealized shell (1 real sat.: 0/30 days, consistent but not independent confirmation)</w:t>
-            </w:r>
-          </w:p>
-        </w:tc>
-      </w:tr>
-      <w:tr>
-        <w:tc>
-          <w:tcPr>
-            <w:tcW w:type="dxa" w:w="2900"/>
-          </w:tcPr>
-          <w:p>
-            <w:r>
-              <w:rPr>
-                <w:b w:val="false"/>
-                <w:bCs w:val="false"/>
-                <w:color w:val="000000"/>
-                <w:sz w:val="20"/>
-                <w:szCs w:val="20"/>
-              </w:rPr>
-              <w:t xml:space="preserve">Amazon Leo + Guowang + Qianfan</w:t>
-            </w:r>
-          </w:p>
-        </w:tc>
-        <w:tc>
-          <w:tcPr>
-            <w:tcW w:type="dxa" w:w="1600"/>
-          </w:tcPr>
-          <w:p>
-            <w:r>
-              <w:rPr>
-                <w:b w:val="false"/>
-                <w:bCs w:val="false"/>
-                <w:color w:val="000000"/>
-                <w:sz w:val="20"/>
-                <w:szCs w:val="20"/>
-              </w:rPr>
-              <w:t xml:space="preserve">331</w:t>
-            </w:r>
-          </w:p>
-        </w:tc>
-        <w:tc>
-          <w:tcPr>
-            <w:tcW w:type="dxa" w:w="1500"/>
-          </w:tcPr>
-          <w:p>
-            <w:r>
-              <w:rPr>
-                <w:b w:val="false"/>
-                <w:bCs w:val="false"/>
-                <w:color w:val="000000"/>
-                <w:sz w:val="20"/>
-                <w:szCs w:val="20"/>
-              </w:rPr>
-              <w:t xml:space="preserve">0.032</w:t>
-            </w:r>
-          </w:p>
-        </w:tc>
-        <w:tc>
-          <w:tcPr>
-            <w:tcW w:type="dxa" w:w="3350"/>
-          </w:tcPr>
-          <w:p>
-            <w:r>
-              <w:rPr>
-                <w:b w:val="false"/>
-                <w:bCs w:val="false"/>
-                <w:color w:val="000000"/>
-                <w:sz w:val="20"/>
-                <w:szCs w:val="20"/>
-              </w:rPr>
-              <w:t xml:space="preserve">Idealized shell</w:t>
-            </w:r>
-          </w:p>
-        </w:tc>
-      </w:tr>
-      <w:tr>
-        <w:tc>
-          <w:tcPr>
-            <w:tcW w:type="dxa" w:w="2900"/>
-          </w:tcPr>
-          <w:p>
-            <w:r>
-              <w:rPr>
-                <w:b w:val="false"/>
-                <w:bCs w:val="false"/>
-                <w:color w:val="000000"/>
-                <w:sz w:val="20"/>
-                <w:szCs w:val="20"/>
-              </w:rPr>
-              <w:t xml:space="preserve">Total (current, ~10,340 tracked)</w:t>
-            </w:r>
-          </w:p>
-        </w:tc>
-        <w:tc>
-          <w:tcPr>
-            <w:tcW w:type="dxa" w:w="1600"/>
-          </w:tcPr>
-          <w:p>
-            <w:r>
-              <w:rPr>
-                <w:b w:val="false"/>
-                <w:bCs w:val="false"/>
-                <w:color w:val="000000"/>
-                <w:sz w:val="20"/>
-                <w:szCs w:val="20"/>
-              </w:rPr>
-              <w:t xml:space="preserve">10,340</w:t>
-            </w:r>
-          </w:p>
-        </w:tc>
-        <w:tc>
-          <w:tcPr>
-            <w:tcW w:type="dxa" w:w="1500"/>
-          </w:tcPr>
-          <w:p>
-            <w:r>
-              <w:rPr>
-                <w:b w:val="false"/>
-                <w:bCs w:val="false"/>
-                <w:color w:val="000000"/>
-                <w:sz w:val="20"/>
-                <w:szCs w:val="20"/>
-              </w:rPr>
-              <w:t xml:space="preserve">~2.27</w:t>
-            </w:r>
-          </w:p>
-        </w:tc>
-        <w:tc>
-          <w:tcPr>
-            <w:tcW w:type="dxa" w:w="3350"/>
-          </w:tcPr>
-          <w:p>
-            <w:r>
-              <w:rPr>
-                <w:b w:val="false"/>
-                <w:bCs w:val="false"/>
-                <w:color w:val="000000"/>
-                <w:sz w:val="20"/>
-                <w:szCs w:val="20"/>
-              </w:rPr>
-              <w:t xml:space="preserve">Blended</w:t>
-            </w:r>
-          </w:p>
-        </w:tc>
-      </w:tr>
-    </w:tbl>
+        <w:t xml:space="preserve">7.2 How the discrepancy with the literature was found and closed</w:t>
+      </w:r>
+    </w:p>
+    <w:p>
+      <w:pPr>
+        <w:spacing w:after="160"/>
+      </w:pPr>
+      <w:r>
+        <w:rPr>
+          <w:sz w:val="21"/>
+          <w:szCs w:val="21"/>
+        </w:rPr>
+        <w:t xml:space="preserve">The first version of the model (fixed NEP boresight, no survey constraints, a representative shell set scaled proportionally to 560,000 satellites) predicted 64.9 trails per exposure at full build-out — 11.5× Borlaff et al.'s 5.64. Figure 7.2 traces each step of the investigation. Eclipse and brightness cuts changed nothing (every crossing was sunlit and far above the 22.3 mag/arcsec² threshold). Averaging over random unconstrained sky pointings made it worse (95.2). Reading the paper's Methods showed that SPHEREx's 35° zenith limit and 91° solar avoidance had never been applied; applying them brought the prediction to 11.4 and then 7.0–7.7.</w:t>
+      </w:r>
+    </w:p>
+    <w:p>
+      <w:pPr>
+        <w:spacing w:after="160"/>
+      </w:pPr>
+      <w:r>
+        <w:rPr>
+          <w:sz w:val="21"/>
+          <w:szCs w:val="21"/>
+        </w:rPr>
+        <w:t xml:space="preserve">That intermediate 7.0–7.7 was not accepted as the answer, because checking it exposed three further problems: two shell altitudes were wrong (Guowang had been placed at 800 km and Qianfan at 580 km; their main filed shells are ~1,145 km and ~1,160 km), proportional scaling to 560,000 had inflated OneWeb to ~45,000 satellites, and the 7.5 s time step missed ~40% of the fast, near-overhead crossings (§6.3). Fixing all three gives the final result in §7.4.</w:t>
+      </w:r>
+    </w:p>
     <w:p>
       <w:pPr>
         <w:spacing w:after="60" w:before="120"/>
@@ -2988,7 +2322,7 @@
       <w:r>
         <w:drawing>
           <wp:inline distT="0" distB="0" distL="0" distR="0">
-            <wp:extent cx="4191000" cy="2857500"/>
+            <wp:extent cx="4476750" cy="2352675"/>
             <wp:effectExtent t="0" r="0" b="0" l="0"/>
             <wp:docPr id="1" name="" descr="" title=""/>
             <wp:cNvGraphicFramePr>
@@ -3013,7 +2347,7 @@
                   <pic:spPr bwMode="auto">
                     <a:xfrm>
                       <a:off x="0" y="0"/>
-                      <a:ext cx="4191000" cy="2857500"/>
+                      <a:ext cx="4476750" cy="2352675"/>
                     </a:xfrm>
                     <a:prstGeom prst="rect">
                       <a:avLst/>
@@ -3038,19 +2372,19 @@
           <w:sz w:val="18"/>
           <w:szCs w:val="18"/>
         </w:rPr>
-        <w:t xml:space="preserve">Figure 7.2. Current-population trail-rate breakdown. Green = validated by direct propagation of real orbits; amber = idealized statistical shell, not independently checked.</w:t>
-      </w:r>
-    </w:p>
-    <w:p>
-      <w:pPr>
-        <w:spacing w:after="160"/>
-      </w:pPr>
-      <w:r>
-        <w:rPr>
-          <w:sz w:val="21"/>
-          <w:szCs w:val="21"/>
-        </w:rPr>
-        <w:t xml:space="preserve">The real-catalog check came out higher than the idealized model for the Starlink shell (0.911 vs 0.303 trails/exposure, from 36 real crossing events over 30 real days across 6 real satellites) — ruling out “real orbital-plane phasing suppresses the rate” as an explanation for anything found in §7.3.</w:t>
+        <w:t xml:space="preserve">Figure 7.2. Predicted full-build-out trail rate at each stage of the investigation (log scale). Grey: superseded stages. Blue: final model. Orange band: Borlaff et al. (2025).</w:t>
+      </w:r>
+    </w:p>
+    <w:p>
+      <w:pPr>
+        <w:spacing w:after="160"/>
+      </w:pPr>
+      <w:r>
+        <w:rPr>
+          <w:sz w:val="21"/>
+          <w:szCs w:val="21"/>
+        </w:rPr>
+        <w:t xml:space="preserve">The same investigation invalidates a headline figure reported in the earlier version of this work: ~2.3 trails per exposure for today's population “at a representative sky pointing”. That rate was computed at the fixed NEP boresight, and at all 36 real crossings behind it the NEP was 101–164° from SPHEREx's zenith — below the local horizon, a direction SPHEREx never points. Around 80% of it came from Starlink, which §7.3 shows cannot be seen at all under real pointing rules. The figure is withdrawn and replaced by §7.5.</w:t>
       </w:r>
     </w:p>
     <w:p>
@@ -3059,82 +2393,19 @@
         <w:spacing w:after="120" w:before="240"/>
       </w:pPr>
       <w:r>
-        <w:t xml:space="preserve">7.3 Full build-out projection — an open discrepancy</w:t>
-      </w:r>
-    </w:p>
-    <w:p>
-      <w:pPr>
-        <w:spacing w:after="160"/>
-      </w:pPr>
-      <w:r>
-        <w:rPr>
-          <w:sz w:val="21"/>
-          <w:szCs w:val="21"/>
-        </w:rPr>
-        <w:t xml:space="preserve">Extrapolating §6.3's idealized model to Borlaff et al.'s 560,000-satellite scenario (published result: 5.6 ± 0.3 trails/exposure for SPHEREx) gives 64.9 — roughly 11× higher. Three candidate explanations were tested directly:</w:t>
-      </w:r>
-    </w:p>
-    <w:p>
-      <w:pPr>
-        <w:pStyle w:val="ListParagraph"/>
-        <w:numPr>
-          <w:ilvl w:val="0"/>
-          <w:numId w:val="1"/>
-        </w:numPr>
-        <w:spacing w:after="80"/>
-        <w:rPr>
-          <w:sz w:val="21"/>
-          <w:szCs w:val="21"/>
-        </w:rPr>
-      </w:pPr>
-      <w:r>
-        <w:t xml:space="preserve">Eclipse filtering — verified correct (33% eclipse fraction on an unconstrained sample) but 100% of FOV-crossing satellites were already sunlit; a real selection effect, not the cause.</w:t>
-      </w:r>
-    </w:p>
-    <w:p>
-      <w:pPr>
-        <w:pStyle w:val="ListParagraph"/>
-        <w:numPr>
-          <w:ilvl w:val="0"/>
-          <w:numId w:val="1"/>
-        </w:numPr>
-        <w:spacing w:after="80"/>
-        <w:rPr>
-          <w:sz w:val="21"/>
-          <w:szCs w:val="21"/>
-        </w:rPr>
-      </w:pPr>
-      <w:r>
-        <w:t xml:space="preserve">Photometric detection threshold — real crossing events (14–20 mag/arcsec²) were comfortably brighter than Borlaff's stated 22.3 mag/arcsec² threshold; not the cause.</w:t>
-      </w:r>
-    </w:p>
-    <w:p>
-      <w:pPr>
-        <w:pStyle w:val="ListParagraph"/>
-        <w:numPr>
-          <w:ilvl w:val="0"/>
-          <w:numId w:val="1"/>
-        </w:numPr>
-        <w:spacing w:after="80"/>
-        <w:rPr>
-          <w:sz w:val="21"/>
-          <w:szCs w:val="21"/>
-        </w:rPr>
-      </w:pPr>
-      <w:r>
-        <w:t xml:space="preserve">Boresight-declination coincidence — averaging over 60 random sky pointings gave 95.2, higher than the fixed-boresight result, not lower; ruled out.</w:t>
-      </w:r>
-    </w:p>
-    <w:p>
-      <w:pPr>
-        <w:spacing w:after="160"/>
-      </w:pPr>
-      <w:r>
-        <w:rPr>
-          <w:sz w:val="21"/>
-          <w:szCs w:val="21"/>
-        </w:rPr>
-        <w:t xml:space="preserve">The leading untested hypothesis is that a real 560,000-satellite population would spread across far more distinct orbital planes and altitude bands than the representative shell set used here — a factor that would require per-operator FCC/ITU filing data this work does not have access to. No independently-derived full-build-out number is presented; Borlaff et al.'s (2025) published 5.6 ± 0.3 is cited directly wherever the future scenario is discussed.</w:t>
+        <w:t xml:space="preserve">7.3 Only satellites above SPHEREx's orbit can cross its field</w:t>
+      </w:r>
+    </w:p>
+    <w:p>
+      <w:pPr>
+        <w:spacing w:after="160"/>
+      </w:pPr>
+      <w:r>
+        <w:rPr>
+          <w:sz w:val="21"/>
+          <w:szCs w:val="21"/>
+        </w:rPr>
+        <w:t xml:space="preserve">With the boresight within 35° of zenith, even the field's far corner stays within ~41° of zenith, so every line of sight climbs monotonically away from Earth and can only intersect orbits higher than SPHEREx's own. The simulation confirms this exactly: Starlink (550 km, 530 km), Amazon Leo (630 km) and Guowang GW-A59 (590 km) produced 0 crossings in ~398,000 valid exposures each, in each of two seeds. This single fact explains most of the original discrepancy: the fixed, unconstrained NEP pointing let SPHEREx look down through the densest low shells, which its real survey never does.</w:t>
       </w:r>
     </w:p>
     <w:p>
@@ -3143,19 +2414,794 @@
         <w:spacing w:after="120" w:before="240"/>
       </w:pPr>
       <w:r>
-        <w:t xml:space="preserve">7.4 Thermal-infrared vs. reflected-light photometry</w:t>
-      </w:r>
-    </w:p>
-    <w:p>
-      <w:pPr>
-        <w:spacing w:after="160"/>
-      </w:pPr>
-      <w:r>
-        <w:rPr>
-          <w:sz w:val="21"/>
-          <w:szCs w:val="21"/>
-        </w:rPr>
-        <w:t xml:space="preserve">Estimated radiative-equilibrium satellite temperature: 316 K (S=1361 W/m², albedo 0.25, IR emissivity 0.9, two-sided radiating panel). Because both thermal and reflected flux scale identically with (satellite radius/range)², their ratio depends only on wavelength and the two blackbody temperatures (316 K vs. the Sun's 5778 K) — confirmed across all 36 real crossing events without exception.</w:t>
+        <w:t xml:space="preserve">7.4 Full build-out prediction versus Borlaff et al. (2025)</w:t>
+      </w:r>
+    </w:p>
+    <w:tbl>
+      <w:tblPr>
+        <w:tblW w:type="dxa" w:w="9350"/>
+        <w:tblBorders>
+          <w:top w:val="single" w:color="auto" w:sz="4"/>
+          <w:left w:val="single" w:color="auto" w:sz="4"/>
+          <w:bottom w:val="single" w:color="auto" w:sz="4"/>
+          <w:right w:val="single" w:color="auto" w:sz="4"/>
+          <w:insideH w:val="single" w:color="auto" w:sz="4"/>
+          <w:insideV w:val="single" w:color="auto" w:sz="4"/>
+        </w:tblBorders>
+      </w:tblPr>
+      <w:tblGrid>
+        <w:gridCol w:w="2300"/>
+        <w:gridCol w:w="1700"/>
+        <w:gridCol w:w="1500"/>
+        <w:gridCol w:w="2150"/>
+        <w:gridCol w:w="1700"/>
+      </w:tblGrid>
+      <w:tr>
+        <w:tc>
+          <w:tcPr>
+            <w:tcW w:type="dxa" w:w="2300"/>
+            <w:shd w:fill="2C5F8A" w:val="clear"/>
+          </w:tcPr>
+          <w:p>
+            <w:r>
+              <w:rPr>
+                <w:b/>
+                <w:bCs/>
+                <w:color w:val="FFFFFF"/>
+                <w:sz w:val="20"/>
+                <w:szCs w:val="20"/>
+              </w:rPr>
+              <w:t xml:space="preserve">Constellation (above SPHEREx)</w:t>
+            </w:r>
+          </w:p>
+        </w:tc>
+        <w:tc>
+          <w:tcPr>
+            <w:tcW w:type="dxa" w:w="1700"/>
+            <w:shd w:fill="2C5F8A" w:val="clear"/>
+          </w:tcPr>
+          <w:p>
+            <w:r>
+              <w:rPr>
+                <w:b/>
+                <w:bCs/>
+                <w:color w:val="FFFFFF"/>
+                <w:sz w:val="20"/>
+                <w:szCs w:val="20"/>
+              </w:rPr>
+              <w:t xml:space="preserve">Altitude / incl.</w:t>
+            </w:r>
+          </w:p>
+        </w:tc>
+        <w:tc>
+          <w:tcPr>
+            <w:tcW w:type="dxa" w:w="1500"/>
+            <w:shd w:fill="2C5F8A" w:val="clear"/>
+          </w:tcPr>
+          <w:p>
+            <w:r>
+              <w:rPr>
+                <w:b/>
+                <w:bCs/>
+                <w:color w:val="FFFFFF"/>
+                <w:sz w:val="20"/>
+                <w:szCs w:val="20"/>
+              </w:rPr>
+              <w:t xml:space="preserve">Planned sats</w:t>
+            </w:r>
+          </w:p>
+        </w:tc>
+        <w:tc>
+          <w:tcPr>
+            <w:tcW w:type="dxa" w:w="2150"/>
+            <w:shd w:fill="2C5F8A" w:val="clear"/>
+          </w:tcPr>
+          <w:p>
+            <w:r>
+              <w:rPr>
+                <w:b/>
+                <w:bCs/>
+                <w:color w:val="FFFFFF"/>
+                <w:sz w:val="20"/>
+                <w:szCs w:val="20"/>
+              </w:rPr>
+              <w:t xml:space="preserve">P(cross) per sat per exposure</w:t>
+            </w:r>
+          </w:p>
+        </w:tc>
+        <w:tc>
+          <w:tcPr>
+            <w:tcW w:type="dxa" w:w="1700"/>
+            <w:shd w:fill="2C5F8A" w:val="clear"/>
+          </w:tcPr>
+          <w:p>
+            <w:r>
+              <w:rPr>
+                <w:b/>
+                <w:bCs/>
+                <w:color w:val="FFFFFF"/>
+                <w:sz w:val="20"/>
+                <w:szCs w:val="20"/>
+              </w:rPr>
+              <w:t xml:space="preserve">Trails / exposure</w:t>
+            </w:r>
+          </w:p>
+        </w:tc>
+      </w:tr>
+      <w:tr>
+        <w:tc>
+          <w:tcPr>
+            <w:tcW w:type="dxa" w:w="2300"/>
+          </w:tcPr>
+          <w:p>
+            <w:r>
+              <w:rPr>
+                <w:b w:val="false"/>
+                <w:bCs w:val="false"/>
+                <w:color w:val="000000"/>
+                <w:sz w:val="20"/>
+                <w:szCs w:val="20"/>
+              </w:rPr>
+              <w:t xml:space="preserve">OneWeb Gen 1 + Gen 2</w:t>
+            </w:r>
+          </w:p>
+        </w:tc>
+        <w:tc>
+          <w:tcPr>
+            <w:tcW w:type="dxa" w:w="1700"/>
+          </w:tcPr>
+          <w:p>
+            <w:r>
+              <w:rPr>
+                <w:b w:val="false"/>
+                <w:bCs w:val="false"/>
+                <w:color w:val="000000"/>
+                <w:sz w:val="20"/>
+                <w:szCs w:val="20"/>
+              </w:rPr>
+              <w:t xml:space="preserve">1,200 km / 87.9°</w:t>
+            </w:r>
+          </w:p>
+        </w:tc>
+        <w:tc>
+          <w:tcPr>
+            <w:tcW w:type="dxa" w:w="1500"/>
+          </w:tcPr>
+          <w:p>
+            <w:r>
+              <w:rPr>
+                <w:b w:val="false"/>
+                <w:bCs w:val="false"/>
+                <w:color w:val="000000"/>
+                <w:sz w:val="20"/>
+                <w:szCs w:val="20"/>
+              </w:rPr>
+              <w:t xml:space="preserve">6,372</w:t>
+            </w:r>
+          </w:p>
+        </w:tc>
+        <w:tc>
+          <w:tcPr>
+            <w:tcW w:type="dxa" w:w="2150"/>
+          </w:tcPr>
+          <w:p>
+            <w:r>
+              <w:rPr>
+                <w:b w:val="false"/>
+                <w:bCs w:val="false"/>
+                <w:color w:val="000000"/>
+                <w:sz w:val="20"/>
+                <w:szCs w:val="20"/>
+              </w:rPr>
+              <w:t xml:space="preserve">1.74 × 10⁻⁴</w:t>
+            </w:r>
+          </w:p>
+        </w:tc>
+        <w:tc>
+          <w:tcPr>
+            <w:tcW w:type="dxa" w:w="1700"/>
+          </w:tcPr>
+          <w:p>
+            <w:r>
+              <w:rPr>
+                <w:b w:val="false"/>
+                <w:bCs w:val="false"/>
+                <w:color w:val="000000"/>
+                <w:sz w:val="20"/>
+                <w:szCs w:val="20"/>
+              </w:rPr>
+              <w:t xml:space="preserve">1.11</w:t>
+            </w:r>
+          </w:p>
+        </w:tc>
+      </w:tr>
+      <w:tr>
+        <w:tc>
+          <w:tcPr>
+            <w:tcW w:type="dxa" w:w="2300"/>
+          </w:tcPr>
+          <w:p>
+            <w:r>
+              <w:rPr>
+                <w:b w:val="false"/>
+                <w:bCs w:val="false"/>
+                <w:color w:val="000000"/>
+                <w:sz w:val="20"/>
+                <w:szCs w:val="20"/>
+              </w:rPr>
+              <w:t xml:space="preserve">Guowang GW-2 (half)</w:t>
+            </w:r>
+          </w:p>
+        </w:tc>
+        <w:tc>
+          <w:tcPr>
+            <w:tcW w:type="dxa" w:w="1700"/>
+          </w:tcPr>
+          <w:p>
+            <w:r>
+              <w:rPr>
+                <w:b w:val="false"/>
+                <w:bCs w:val="false"/>
+                <w:color w:val="000000"/>
+                <w:sz w:val="20"/>
+                <w:szCs w:val="20"/>
+              </w:rPr>
+              <w:t xml:space="preserve">1,145 km / 50°</w:t>
+            </w:r>
+          </w:p>
+        </w:tc>
+        <w:tc>
+          <w:tcPr>
+            <w:tcW w:type="dxa" w:w="1500"/>
+          </w:tcPr>
+          <w:p>
+            <w:r>
+              <w:rPr>
+                <w:b w:val="false"/>
+                <w:bCs w:val="false"/>
+                <w:color w:val="000000"/>
+                <w:sz w:val="20"/>
+                <w:szCs w:val="20"/>
+              </w:rPr>
+              <w:t xml:space="preserve">3,456</w:t>
+            </w:r>
+          </w:p>
+        </w:tc>
+        <w:tc>
+          <w:tcPr>
+            <w:tcW w:type="dxa" w:w="2150"/>
+          </w:tcPr>
+          <w:p>
+            <w:r>
+              <w:rPr>
+                <w:b w:val="false"/>
+                <w:bCs w:val="false"/>
+                <w:color w:val="000000"/>
+                <w:sz w:val="20"/>
+                <w:szCs w:val="20"/>
+              </w:rPr>
+              <w:t xml:space="preserve">1.41 × 10⁻⁴</w:t>
+            </w:r>
+          </w:p>
+        </w:tc>
+        <w:tc>
+          <w:tcPr>
+            <w:tcW w:type="dxa" w:w="1700"/>
+          </w:tcPr>
+          <w:p>
+            <w:r>
+              <w:rPr>
+                <w:b w:val="false"/>
+                <w:bCs w:val="false"/>
+                <w:color w:val="000000"/>
+                <w:sz w:val="20"/>
+                <w:szCs w:val="20"/>
+              </w:rPr>
+              <w:t xml:space="preserve">0.49</w:t>
+            </w:r>
+          </w:p>
+        </w:tc>
+      </w:tr>
+      <w:tr>
+        <w:tc>
+          <w:tcPr>
+            <w:tcW w:type="dxa" w:w="2300"/>
+          </w:tcPr>
+          <w:p>
+            <w:r>
+              <w:rPr>
+                <w:b w:val="false"/>
+                <w:bCs w:val="false"/>
+                <w:color w:val="000000"/>
+                <w:sz w:val="20"/>
+                <w:szCs w:val="20"/>
+              </w:rPr>
+              <w:t xml:space="preserve">Guowang GW-2 (half)</w:t>
+            </w:r>
+          </w:p>
+        </w:tc>
+        <w:tc>
+          <w:tcPr>
+            <w:tcW w:type="dxa" w:w="1700"/>
+          </w:tcPr>
+          <w:p>
+            <w:r>
+              <w:rPr>
+                <w:b w:val="false"/>
+                <w:bCs w:val="false"/>
+                <w:color w:val="000000"/>
+                <w:sz w:val="20"/>
+                <w:szCs w:val="20"/>
+              </w:rPr>
+              <w:t xml:space="preserve">1,145 km / 86.5°</w:t>
+            </w:r>
+          </w:p>
+        </w:tc>
+        <w:tc>
+          <w:tcPr>
+            <w:tcW w:type="dxa" w:w="1500"/>
+          </w:tcPr>
+          <w:p>
+            <w:r>
+              <w:rPr>
+                <w:b w:val="false"/>
+                <w:bCs w:val="false"/>
+                <w:color w:val="000000"/>
+                <w:sz w:val="20"/>
+                <w:szCs w:val="20"/>
+              </w:rPr>
+              <w:t xml:space="preserve">3,456</w:t>
+            </w:r>
+          </w:p>
+        </w:tc>
+        <w:tc>
+          <w:tcPr>
+            <w:tcW w:type="dxa" w:w="2150"/>
+          </w:tcPr>
+          <w:p>
+            <w:r>
+              <w:rPr>
+                <w:b w:val="false"/>
+                <w:bCs w:val="false"/>
+                <w:color w:val="000000"/>
+                <w:sz w:val="20"/>
+                <w:szCs w:val="20"/>
+              </w:rPr>
+              <w:t xml:space="preserve">1.70 × 10⁻⁴</w:t>
+            </w:r>
+          </w:p>
+        </w:tc>
+        <w:tc>
+          <w:tcPr>
+            <w:tcW w:type="dxa" w:w="1700"/>
+          </w:tcPr>
+          <w:p>
+            <w:r>
+              <w:rPr>
+                <w:b w:val="false"/>
+                <w:bCs w:val="false"/>
+                <w:color w:val="000000"/>
+                <w:sz w:val="20"/>
+                <w:szCs w:val="20"/>
+              </w:rPr>
+              <w:t xml:space="preserve">0.59</w:t>
+            </w:r>
+          </w:p>
+        </w:tc>
+      </w:tr>
+      <w:tr>
+        <w:tc>
+          <w:tcPr>
+            <w:tcW w:type="dxa" w:w="2300"/>
+          </w:tcPr>
+          <w:p>
+            <w:r>
+              <w:rPr>
+                <w:b w:val="false"/>
+                <w:bCs w:val="false"/>
+                <w:color w:val="000000"/>
+                <w:sz w:val="20"/>
+                <w:szCs w:val="20"/>
+              </w:rPr>
+              <w:t xml:space="preserve">Qianfan</w:t>
+            </w:r>
+          </w:p>
+        </w:tc>
+        <w:tc>
+          <w:tcPr>
+            <w:tcW w:type="dxa" w:w="1700"/>
+          </w:tcPr>
+          <w:p>
+            <w:r>
+              <w:rPr>
+                <w:b w:val="false"/>
+                <w:bCs w:val="false"/>
+                <w:color w:val="000000"/>
+                <w:sz w:val="20"/>
+                <w:szCs w:val="20"/>
+              </w:rPr>
+              <w:t xml:space="preserve">1,160 km / 89°</w:t>
+            </w:r>
+          </w:p>
+        </w:tc>
+        <w:tc>
+          <w:tcPr>
+            <w:tcW w:type="dxa" w:w="1500"/>
+          </w:tcPr>
+          <w:p>
+            <w:r>
+              <w:rPr>
+                <w:b w:val="false"/>
+                <w:bCs w:val="false"/>
+                <w:color w:val="000000"/>
+                <w:sz w:val="20"/>
+                <w:szCs w:val="20"/>
+              </w:rPr>
+              <w:t xml:space="preserve">15,000</w:t>
+            </w:r>
+          </w:p>
+        </w:tc>
+        <w:tc>
+          <w:tcPr>
+            <w:tcW w:type="dxa" w:w="2150"/>
+          </w:tcPr>
+          <w:p>
+            <w:r>
+              <w:rPr>
+                <w:b w:val="false"/>
+                <w:bCs w:val="false"/>
+                <w:color w:val="000000"/>
+                <w:sz w:val="20"/>
+                <w:szCs w:val="20"/>
+              </w:rPr>
+              <w:t xml:space="preserve">1.50 × 10⁻⁴</w:t>
+            </w:r>
+          </w:p>
+        </w:tc>
+        <w:tc>
+          <w:tcPr>
+            <w:tcW w:type="dxa" w:w="1700"/>
+          </w:tcPr>
+          <w:p>
+            <w:r>
+              <w:rPr>
+                <w:b w:val="false"/>
+                <w:bCs w:val="false"/>
+                <w:color w:val="000000"/>
+                <w:sz w:val="20"/>
+                <w:szCs w:val="20"/>
+              </w:rPr>
+              <w:t xml:space="preserve">2.25</w:t>
+            </w:r>
+          </w:p>
+        </w:tc>
+      </w:tr>
+      <w:tr>
+        <w:tc>
+          <w:tcPr>
+            <w:tcW w:type="dxa" w:w="2300"/>
+          </w:tcPr>
+          <w:p>
+            <w:r>
+              <w:rPr>
+                <w:b w:val="false"/>
+                <w:bCs w:val="false"/>
+                <w:color w:val="000000"/>
+                <w:sz w:val="20"/>
+                <w:szCs w:val="20"/>
+              </w:rPr>
+              <w:t xml:space="preserve">Telesat Lightspeed</w:t>
+            </w:r>
+          </w:p>
+        </w:tc>
+        <w:tc>
+          <w:tcPr>
+            <w:tcW w:type="dxa" w:w="1700"/>
+          </w:tcPr>
+          <w:p>
+            <w:r>
+              <w:rPr>
+                <w:b w:val="false"/>
+                <w:bCs w:val="false"/>
+                <w:color w:val="000000"/>
+                <w:sz w:val="20"/>
+                <w:szCs w:val="20"/>
+              </w:rPr>
+              <w:t xml:space="preserve">1,015 / 1,325 km</w:t>
+            </w:r>
+          </w:p>
+        </w:tc>
+        <w:tc>
+          <w:tcPr>
+            <w:tcW w:type="dxa" w:w="1500"/>
+          </w:tcPr>
+          <w:p>
+            <w:r>
+              <w:rPr>
+                <w:b w:val="false"/>
+                <w:bCs w:val="false"/>
+                <w:color w:val="000000"/>
+                <w:sz w:val="20"/>
+                <w:szCs w:val="20"/>
+              </w:rPr>
+              <w:t xml:space="preserve">198</w:t>
+            </w:r>
+          </w:p>
+        </w:tc>
+        <w:tc>
+          <w:tcPr>
+            <w:tcW w:type="dxa" w:w="2150"/>
+          </w:tcPr>
+          <w:p>
+            <w:r>
+              <w:rPr>
+                <w:b w:val="false"/>
+                <w:bCs w:val="false"/>
+                <w:color w:val="000000"/>
+                <w:sz w:val="20"/>
+                <w:szCs w:val="20"/>
+              </w:rPr>
+              <w:t xml:space="preserve">1.0–1.8 × 10⁻⁴</w:t>
+            </w:r>
+          </w:p>
+        </w:tc>
+        <w:tc>
+          <w:tcPr>
+            <w:tcW w:type="dxa" w:w="1700"/>
+          </w:tcPr>
+          <w:p>
+            <w:r>
+              <w:rPr>
+                <w:b w:val="false"/>
+                <w:bCs w:val="false"/>
+                <w:color w:val="000000"/>
+                <w:sz w:val="20"/>
+                <w:szCs w:val="20"/>
+              </w:rPr>
+              <w:t xml:space="preserve">0.03</w:t>
+            </w:r>
+          </w:p>
+        </w:tc>
+      </w:tr>
+      <w:tr>
+        <w:tc>
+          <w:tcPr>
+            <w:tcW w:type="dxa" w:w="2300"/>
+          </w:tcPr>
+          <w:p>
+            <w:r>
+              <w:rPr>
+                <w:b w:val="false"/>
+                <w:bCs w:val="false"/>
+                <w:color w:val="000000"/>
+                <w:sz w:val="20"/>
+                <w:szCs w:val="20"/>
+              </w:rPr>
+              <w:t xml:space="preserve">Total</w:t>
+            </w:r>
+          </w:p>
+        </w:tc>
+        <w:tc>
+          <w:tcPr>
+            <w:tcW w:type="dxa" w:w="1700"/>
+          </w:tcPr>
+          <w:p>
+            <w:r>
+              <w:rPr>
+                <w:b w:val="false"/>
+                <w:bCs w:val="false"/>
+                <w:color w:val="000000"/>
+                <w:sz w:val="20"/>
+                <w:szCs w:val="20"/>
+              </w:rPr>
+              <w:t xml:space="preserve"/>
+            </w:r>
+          </w:p>
+        </w:tc>
+        <w:tc>
+          <w:tcPr>
+            <w:tcW w:type="dxa" w:w="1500"/>
+          </w:tcPr>
+          <w:p>
+            <w:r>
+              <w:rPr>
+                <w:b w:val="false"/>
+                <w:bCs w:val="false"/>
+                <w:color w:val="000000"/>
+                <w:sz w:val="20"/>
+                <w:szCs w:val="20"/>
+              </w:rPr>
+              <w:t xml:space="preserve">28,482</w:t>
+            </w:r>
+          </w:p>
+        </w:tc>
+        <w:tc>
+          <w:tcPr>
+            <w:tcW w:type="dxa" w:w="2150"/>
+          </w:tcPr>
+          <w:p>
+            <w:r>
+              <w:rPr>
+                <w:b w:val="false"/>
+                <w:bCs w:val="false"/>
+                <w:color w:val="000000"/>
+                <w:sz w:val="20"/>
+                <w:szCs w:val="20"/>
+              </w:rPr>
+              <w:t xml:space="preserve"/>
+            </w:r>
+          </w:p>
+        </w:tc>
+        <w:tc>
+          <w:tcPr>
+            <w:tcW w:type="dxa" w:w="1700"/>
+          </w:tcPr>
+          <w:p>
+            <w:r>
+              <w:rPr>
+                <w:b w:val="false"/>
+                <w:bCs w:val="false"/>
+                <w:color w:val="000000"/>
+                <w:sz w:val="20"/>
+                <w:szCs w:val="20"/>
+              </w:rPr>
+              <w:t xml:space="preserve">4.46 ± 0.2</w:t>
+            </w:r>
+          </w:p>
+        </w:tc>
+      </w:tr>
+      <w:tr>
+        <w:tc>
+          <w:tcPr>
+            <w:tcW w:type="dxa" w:w="2300"/>
+          </w:tcPr>
+          <w:p>
+            <w:r>
+              <w:rPr>
+                <w:b w:val="false"/>
+                <w:bCs w:val="false"/>
+                <w:color w:val="000000"/>
+                <w:sz w:val="20"/>
+                <w:szCs w:val="20"/>
+              </w:rPr>
+              <w:t xml:space="preserve">Borlaff et al. (2025)</w:t>
+            </w:r>
+          </w:p>
+        </w:tc>
+        <w:tc>
+          <w:tcPr>
+            <w:tcW w:type="dxa" w:w="1700"/>
+          </w:tcPr>
+          <w:p>
+            <w:r>
+              <w:rPr>
+                <w:b w:val="false"/>
+                <w:bCs w:val="false"/>
+                <w:color w:val="000000"/>
+                <w:sz w:val="20"/>
+                <w:szCs w:val="20"/>
+              </w:rPr>
+              <w:t xml:space="preserve"/>
+            </w:r>
+          </w:p>
+        </w:tc>
+        <w:tc>
+          <w:tcPr>
+            <w:tcW w:type="dxa" w:w="1500"/>
+          </w:tcPr>
+          <w:p>
+            <w:r>
+              <w:rPr>
+                <w:b w:val="false"/>
+                <w:bCs w:val="false"/>
+                <w:color w:val="000000"/>
+                <w:sz w:val="20"/>
+                <w:szCs w:val="20"/>
+              </w:rPr>
+              <w:t xml:space="preserve">~560,000 (all altitudes)</w:t>
+            </w:r>
+          </w:p>
+        </w:tc>
+        <w:tc>
+          <w:tcPr>
+            <w:tcW w:type="dxa" w:w="2150"/>
+          </w:tcPr>
+          <w:p>
+            <w:r>
+              <w:rPr>
+                <w:b w:val="false"/>
+                <w:bCs w:val="false"/>
+                <w:color w:val="000000"/>
+                <w:sz w:val="20"/>
+                <w:szCs w:val="20"/>
+              </w:rPr>
+              <w:t xml:space="preserve"/>
+            </w:r>
+          </w:p>
+        </w:tc>
+        <w:tc>
+          <w:tcPr>
+            <w:tcW w:type="dxa" w:w="1700"/>
+          </w:tcPr>
+          <w:p>
+            <w:r>
+              <w:rPr>
+                <w:b w:val="false"/>
+                <w:bCs w:val="false"/>
+                <w:color w:val="000000"/>
+                <w:sz w:val="20"/>
+                <w:szCs w:val="20"/>
+              </w:rPr>
+              <w:t xml:space="preserve">5.64 (+0.28/−0.27)</w:t>
+            </w:r>
+          </w:p>
+        </w:tc>
+      </w:tr>
+    </w:tbl>
+    <w:p>
+      <w:pPr>
+        <w:spacing w:after="160"/>
+      </w:pPr>
+      <w:r>
+        <w:rPr>
+          <w:sz w:val="21"/>
+          <w:szCs w:val="21"/>
+        </w:rPr>
+        <w:t xml:space="preserve">The uncertainty is the spread between two independent seeds (4.29 and 4.62), larger than the formal Monte Carlo error (±0.07). The prediction is 0.79× the published value. At the mean per-satellite probability (1.57 × 10⁻⁴), matching 5.64 exactly would need ~36,000 satellites above 650 km rather than the ~28,500 whose filings could be sourced here. Borlaff et al.'s constellation registry (their Extended Data Table 1, June 2025) could not be read as data for this work, so whether it contains those ~7,500 additional high-altitude satellites is the one quantity that remains to be checked. Independently, the real-orbit validation (§7.6) bounds the model at ×(1.24 ± 0.42), giving a band of 3.7–7.4 trails per exposure that contains the published value. The discrepancy has therefore gone from 11.5× to agreement within this model's stated uncertainty, with the residual attributed to one named, checkable input.</w:t>
+      </w:r>
+    </w:p>
+    <w:p>
+      <w:pPr>
+        <w:pStyle w:val="Heading2"/>
+        <w:spacing w:after="120" w:before="240"/>
+      </w:pPr>
+      <w:r>
+        <w:t xml:space="preserve">7.5 Today's population</w:t>
+      </w:r>
+    </w:p>
+    <w:p>
+      <w:pPr>
+        <w:spacing w:after="160"/>
+      </w:pPr>
+      <w:r>
+        <w:rPr>
+          <w:sz w:val="21"/>
+          <w:szCs w:val="21"/>
+        </w:rPr>
+        <w:t xml:space="preserve">Only OneWeb (~652 satellites at 1,200 km) and the first Qianfan satellites (~108) orbit above SPHEREx today. They give ~0.13 trails per exposure — about one exposure in eight carries a trail — with OneWeb contributing ~0.11. The ~9,400 Starlink and ~200 Amazon Leo satellites currently in orbit contribute nothing under SPHEREx's real survey geometry. [part_g_altitude_resolved.py]</w:t>
+      </w:r>
+    </w:p>
+    <w:p>
+      <w:pPr>
+        <w:pStyle w:val="Heading2"/>
+        <w:spacing w:after="120" w:before="240"/>
+      </w:pPr>
+      <w:r>
+        <w:t xml:space="preserve">7.6 Real-orbit validation</w:t>
+      </w:r>
+    </w:p>
+    <w:p>
+      <w:pPr>
+        <w:spacing w:after="160"/>
+      </w:pPr>
+      <w:r>
+        <w:rPr>
+          <w:sz w:val="21"/>
+          <w:szCs w:val="21"/>
+        </w:rPr>
+        <w:t xml:space="preserve">Survey-geometry check: the real OneWeb orbit produced 962 crossings in 5.26 million valid exposure-pointings over one year, a per-satellite probability of 1.83 × 10⁻⁴ against the idealised shell's 1.56 × 10⁻⁴ at the same 2.5 s resolution. The rate varies strongly with season (0.6 to 8.8 per 10⁴ exposures across the twelve windows) as the relative plane geometry rotates, so the honest uncertainty comes from window-to-window scatter: real/model = 1.24 ± 0.42, consistent with 1. Without the one high November window the ratio is 0.82.</w:t>
+      </w:r>
+    </w:p>
+    <w:p>
+      <w:pPr>
+        <w:spacing w:after="160"/>
+      </w:pPr>
+      <w:r>
+        <w:rPr>
+          <w:sz w:val="21"/>
+          <w:szCs w:val="21"/>
+        </w:rPr>
+        <w:t xml:space="preserve">Fixed-geometry check: six real Starlink satellites gave 36 crossings in 30 days (0.91 trails/exposure scaled to the shell) against 0.30 from the idealised model in the same unphysical NEP geometry. Given the &gt;10× month-to-month variation seen above, a single 30-day window from six satellites is expected to scatter by factors of a few; this check is kept as a record but carries no weight in the final result because its geometry is not one SPHEREx observes.</w:t>
       </w:r>
     </w:p>
     <w:p>
@@ -3166,7 +3212,7 @@
       <w:r>
         <w:drawing>
           <wp:inline distT="0" distB="0" distL="0" distR="0">
-            <wp:extent cx="4381500" cy="3048000"/>
+            <wp:extent cx="4476750" cy="1743075"/>
             <wp:effectExtent t="0" r="0" b="0" l="0"/>
             <wp:docPr id="1" name="" descr="" title=""/>
             <wp:cNvGraphicFramePr>
@@ -3191,7 +3237,7 @@
                   <pic:spPr bwMode="auto">
                     <a:xfrm>
                       <a:off x="0" y="0"/>
-                      <a:ext cx="4381500" cy="3048000"/>
+                      <a:ext cx="4476750" cy="1743075"/>
                     </a:xfrm>
                     <a:prstGeom prst="rect">
                       <a:avLst/>
@@ -3216,19 +3262,7 @@
           <w:sz w:val="18"/>
           <w:szCs w:val="18"/>
         </w:rPr>
-        <w:t xml:space="preserve">Figure 7.3. Thermal (316 K) vs. reflected-sunlight flux across SPHEREx's 102 bands, representative real crossing event. Thermal dominates beyond ~3.76 μm — SPHEREx's long-wavelength detector sits almost entirely in the thermally-dominated regime.</w:t>
-      </w:r>
-    </w:p>
-    <w:p>
-      <w:pPr>
-        <w:spacing w:after="160"/>
-      </w:pPr>
-      <w:r>
-        <w:rPr>
-          <w:sz w:val="21"/>
-          <w:szCs w:val="21"/>
-        </w:rPr>
-        <w:t xml:space="preserve">This quantifies, for the first time in this project, exactly where §5's original qualitative observation becomes true: below ~3.76 μm reflected sunlight dominates; above it, thermal emission does — meaning essentially all of SPHEREx's long-wavelength detector operates in a regime §5's brightness-vs-distance model did not include.</w:t>
+        <w:t xml:space="preserve">Figure 7.3. Left: range at closest approach for the 962 observable real OneWeb crossings. Right: crossing rate in each 30-day window of the one-year real-orbit sweep, against the idealised-shell value.</w:t>
       </w:r>
     </w:p>
     <w:p>
@@ -3237,7 +3271,239 @@
         <w:spacing w:after="120" w:before="240"/>
       </w:pPr>
       <w:r>
-        <w:t xml:space="preserve">7.5 TLE positional-uncertainty error budget</w:t>
+        <w:t xml:space="preserve">7.7 What an observable crossing looks like</w:t>
+      </w:r>
+    </w:p>
+    <w:tbl>
+      <w:tblPr>
+        <w:tblW w:type="dxa" w:w="9350"/>
+        <w:tblBorders>
+          <w:top w:val="single" w:color="auto" w:sz="4"/>
+          <w:left w:val="single" w:color="auto" w:sz="4"/>
+          <w:bottom w:val="single" w:color="auto" w:sz="4"/>
+          <w:right w:val="single" w:color="auto" w:sz="4"/>
+          <w:insideH w:val="single" w:color="auto" w:sz="4"/>
+          <w:insideV w:val="single" w:color="auto" w:sz="4"/>
+        </w:tblBorders>
+      </w:tblPr>
+      <w:tblGrid>
+        <w:gridCol w:w="4400"/>
+        <w:gridCol w:w="4950"/>
+      </w:tblGrid>
+      <w:tr>
+        <w:tc>
+          <w:tcPr>
+            <w:tcW w:type="dxa" w:w="4400"/>
+            <w:shd w:fill="2C5F8A" w:val="clear"/>
+          </w:tcPr>
+          <w:p>
+            <w:r>
+              <w:rPr>
+                <w:b/>
+                <w:bCs/>
+                <w:color w:val="FFFFFF"/>
+                <w:sz w:val="20"/>
+                <w:szCs w:val="20"/>
+              </w:rPr>
+              <w:t xml:space="preserve">Quantity (962 observable crossings)</w:t>
+            </w:r>
+          </w:p>
+        </w:tc>
+        <w:tc>
+          <w:tcPr>
+            <w:tcW w:type="dxa" w:w="4950"/>
+            <w:shd w:fill="2C5F8A" w:val="clear"/>
+          </w:tcPr>
+          <w:p>
+            <w:r>
+              <w:rPr>
+                <w:b/>
+                <w:bCs/>
+                <w:color w:val="FFFFFF"/>
+                <w:sz w:val="20"/>
+                <w:szCs w:val="20"/>
+              </w:rPr>
+              <w:t xml:space="preserve">Value</w:t>
+            </w:r>
+          </w:p>
+        </w:tc>
+      </w:tr>
+      <w:tr>
+        <w:tc>
+          <w:tcPr>
+            <w:tcW w:type="dxa" w:w="4400"/>
+          </w:tcPr>
+          <w:p>
+            <w:r>
+              <w:rPr>
+                <w:b w:val="false"/>
+                <w:bCs w:val="false"/>
+                <w:color w:val="000000"/>
+                <w:sz w:val="20"/>
+                <w:szCs w:val="20"/>
+              </w:rPr>
+              <w:t xml:space="preserve">Range at closest approach</w:t>
+            </w:r>
+          </w:p>
+        </w:tc>
+        <w:tc>
+          <w:tcPr>
+            <w:tcW w:type="dxa" w:w="4950"/>
+          </w:tcPr>
+          <w:p>
+            <w:r>
+              <w:rPr>
+                <w:b w:val="false"/>
+                <w:bCs w:val="false"/>
+                <w:color w:val="000000"/>
+                <w:sz w:val="20"/>
+                <w:szCs w:val="20"/>
+              </w:rPr>
+              <w:t xml:space="preserve">median 635 km (5–95%: 578–700 km)</w:t>
+            </w:r>
+          </w:p>
+        </w:tc>
+      </w:tr>
+      <w:tr>
+        <w:tc>
+          <w:tcPr>
+            <w:tcW w:type="dxa" w:w="4400"/>
+          </w:tcPr>
+          <w:p>
+            <w:r>
+              <w:rPr>
+                <w:b w:val="false"/>
+                <w:bCs w:val="false"/>
+                <w:color w:val="000000"/>
+                <w:sz w:val="20"/>
+                <w:szCs w:val="20"/>
+              </w:rPr>
+              <w:t xml:space="preserve">Apparent angular rate</w:t>
+            </w:r>
+          </w:p>
+        </w:tc>
+        <w:tc>
+          <w:tcPr>
+            <w:tcW w:type="dxa" w:w="4950"/>
+          </w:tcPr>
+          <w:p>
+            <w:r>
+              <w:rPr>
+                <w:b w:val="false"/>
+                <w:bCs w:val="false"/>
+                <w:color w:val="000000"/>
+                <w:sz w:val="20"/>
+                <w:szCs w:val="20"/>
+              </w:rPr>
+              <w:t xml:space="preserve">median 1.16°/s (4,157 arcsec/s)</w:t>
+            </w:r>
+          </w:p>
+        </w:tc>
+      </w:tr>
+      <w:tr>
+        <w:tc>
+          <w:tcPr>
+            <w:tcW w:type="dxa" w:w="4400"/>
+          </w:tcPr>
+          <w:p>
+            <w:r>
+              <w:rPr>
+                <w:b w:val="false"/>
+                <w:bCs w:val="false"/>
+                <w:color w:val="000000"/>
+                <w:sz w:val="20"/>
+                <w:szCs w:val="20"/>
+              </w:rPr>
+              <w:t xml:space="preserve">Time to cross the 3.5° short axis</w:t>
+            </w:r>
+          </w:p>
+        </w:tc>
+        <w:tc>
+          <w:tcPr>
+            <w:tcW w:type="dxa" w:w="4950"/>
+          </w:tcPr>
+          <w:p>
+            <w:r>
+              <w:rPr>
+                <w:b w:val="false"/>
+                <w:bCs w:val="false"/>
+                <w:color w:val="000000"/>
+                <w:sz w:val="20"/>
+                <w:szCs w:val="20"/>
+              </w:rPr>
+              <w:t xml:space="preserve">~3 s of a 112.5 s exposure</w:t>
+            </w:r>
+          </w:p>
+        </w:tc>
+      </w:tr>
+      <w:tr>
+        <w:tc>
+          <w:tcPr>
+            <w:tcW w:type="dxa" w:w="4400"/>
+          </w:tcPr>
+          <w:p>
+            <w:r>
+              <w:rPr>
+                <w:b w:val="false"/>
+                <w:bCs w:val="false"/>
+                <w:color w:val="000000"/>
+                <w:sz w:val="20"/>
+                <w:szCs w:val="20"/>
+              </w:rPr>
+              <w:t xml:space="preserve">Boresight zenith angle</w:t>
+            </w:r>
+          </w:p>
+        </w:tc>
+        <w:tc>
+          <w:tcPr>
+            <w:tcW w:type="dxa" w:w="4950"/>
+          </w:tcPr>
+          <w:p>
+            <w:r>
+              <w:rPr>
+                <w:b w:val="false"/>
+                <w:bCs w:val="false"/>
+                <w:color w:val="000000"/>
+                <w:sz w:val="20"/>
+                <w:szCs w:val="20"/>
+              </w:rPr>
+              <w:t xml:space="preserve">≤35° at exposure start (≤41° by exposure end)</w:t>
+            </w:r>
+          </w:p>
+        </w:tc>
+      </w:tr>
+    </w:tbl>
+    <w:p>
+      <w:pPr>
+        <w:spacing w:after="160"/>
+      </w:pPr>
+      <w:r>
+        <w:rPr>
+          <w:sz w:val="21"/>
+          <w:szCs w:val="21"/>
+        </w:rPr>
+        <w:t xml:space="preserve">Because only higher satellites are visible and SPHEREx looks nearly straight up, crossings happen at almost the minimum possible range (1,200 − 650 ≈ 550 km). They are therefore close, bright and fast, rather than the distant (1,000–5,000 km) encounters that dominated the unconstrained model.</w:t>
+      </w:r>
+    </w:p>
+    <w:p>
+      <w:pPr>
+        <w:pStyle w:val="Heading2"/>
+        <w:spacing w:after="120" w:before="240"/>
+      </w:pPr>
+      <w:r>
+        <w:t xml:space="preserve">7.8 Thermal-infrared versus reflected light</w:t>
+      </w:r>
+    </w:p>
+    <w:p>
+      <w:pPr>
+        <w:spacing w:after="160"/>
+      </w:pPr>
+      <w:r>
+        <w:rPr>
+          <w:sz w:val="21"/>
+          <w:szCs w:val="21"/>
+        </w:rPr>
+        <w:t xml:space="preserve">With T_eq = 316 K, thermal emission overtakes reflected sunlight at 3.76 μm. Both terms scale identically with (satellite radius/range)², so the crossover depends only on temperature and albedo, not on geometry; it is unchanged when the analysis moves from the fixed-NEP events to the observable OneWeb crossings. SPHEREx's long-wavelength detector (2.40–5.01 μm) therefore sits largely in the thermally dominated regime that the original reflectance model (§5) could not describe, and where surface darkening does not help.</w:t>
       </w:r>
     </w:p>
     <w:p>
@@ -3248,7 +3514,7 @@
       <w:r>
         <w:drawing>
           <wp:inline distT="0" distB="0" distL="0" distR="0">
-            <wp:extent cx="4000500" cy="2857500"/>
+            <wp:extent cx="4191000" cy="2914650"/>
             <wp:effectExtent t="0" r="0" b="0" l="0"/>
             <wp:docPr id="1" name="" descr="" title=""/>
             <wp:cNvGraphicFramePr>
@@ -3273,7 +3539,7 @@
                   <pic:spPr bwMode="auto">
                     <a:xfrm>
                       <a:off x="0" y="0"/>
-                      <a:ext cx="4000500" cy="2857500"/>
+                      <a:ext cx="4191000" cy="2914650"/>
                     </a:xfrm>
                     <a:prstGeom prst="rect">
                       <a:avLst/>
@@ -3298,7 +3564,16 @@
           <w:sz w:val="18"/>
           <w:szCs w:val="18"/>
         </w:rPr>
-        <w:t xml:space="preserve">Figure 7.4. Range uncertainty (1-sigma, Monte Carlo, N=20,000/event) for each of 36 real crossing events, vs. range.</w:t>
+        <w:t xml:space="preserve">Figure 7.4. Thermal (316 K) and reflected-sunlight flux across SPHEREx's 102 bands for a representative encounter. The crossover wavelength is independent of range.</w:t>
+      </w:r>
+    </w:p>
+    <w:p>
+      <w:pPr>
+        <w:pStyle w:val="Heading2"/>
+        <w:spacing w:after="120" w:before="240"/>
+      </w:pPr>
+      <w:r>
+        <w:t xml:space="preserve">7.9 TLE error budget</w:t>
       </w:r>
     </w:p>
     <w:tbl>
@@ -3314,13 +3589,15 @@
         </w:tblBorders>
       </w:tblPr>
       <w:tblGrid>
-        <w:gridCol w:w="5400"/>
-        <w:gridCol w:w="3950"/>
+        <w:gridCol w:w="2200"/>
+        <w:gridCol w:w="2000"/>
+        <w:gridCol w:w="2550"/>
+        <w:gridCol w:w="2600"/>
       </w:tblGrid>
       <w:tr>
         <w:tc>
           <w:tcPr>
-            <w:tcW w:type="dxa" w:w="5400"/>
+            <w:tcW w:type="dxa" w:w="2200"/>
             <w:shd w:fill="2C5F8A" w:val="clear"/>
           </w:tcPr>
           <w:p>
@@ -3332,13 +3609,13 @@
                 <w:sz w:val="20"/>
                 <w:szCs w:val="20"/>
               </w:rPr>
-              <w:t xml:space="preserve">Quantity</w:t>
-            </w:r>
-          </w:p>
-        </w:tc>
-        <w:tc>
-          <w:tcPr>
-            <w:tcW w:type="dxa" w:w="3950"/>
+              <w:t xml:space="preserve">TLE age (per object)</w:t>
+            </w:r>
+          </w:p>
+        </w:tc>
+        <w:tc>
+          <w:tcPr>
+            <w:tcW w:type="dxa" w:w="2000"/>
             <w:shd w:fill="2C5F8A" w:val="clear"/>
           </w:tcPr>
           <w:p>
@@ -3350,7 +3627,43 @@
                 <w:sz w:val="20"/>
                 <w:szCs w:val="20"/>
               </w:rPr>
-              <w:t xml:space="preserve">Value</w:t>
+              <w:t xml:space="preserve">1-sigma position</w:t>
+            </w:r>
+          </w:p>
+        </w:tc>
+        <w:tc>
+          <w:tcPr>
+            <w:tcW w:type="dxa" w:w="2550"/>
+            <w:shd w:fill="2C5F8A" w:val="clear"/>
+          </w:tcPr>
+          <w:p>
+            <w:r>
+              <w:rPr>
+                <w:b/>
+                <w:bCs/>
+                <w:color w:val="FFFFFF"/>
+                <w:sz w:val="20"/>
+                <w:szCs w:val="20"/>
+              </w:rPr>
+              <w:t xml:space="preserve">Median range uncertainty</w:t>
+            </w:r>
+          </w:p>
+        </w:tc>
+        <w:tc>
+          <w:tcPr>
+            <w:tcW w:type="dxa" w:w="2600"/>
+            <w:shd w:fill="2C5F8A" w:val="clear"/>
+          </w:tcPr>
+          <w:p>
+            <w:r>
+              <w:rPr>
+                <w:b/>
+                <w:bCs/>
+                <w:color w:val="FFFFFF"/>
+                <w:sz w:val="20"/>
+                <w:szCs w:val="20"/>
+              </w:rPr>
+              <w:t xml:space="preserve">Median magnitude uncertainty</w:t>
             </w:r>
           </w:p>
         </w:tc>
@@ -3358,35 +3671,69 @@
       <w:tr>
         <w:tc>
           <w:tcPr>
-            <w:tcW w:type="dxa" w:w="5400"/>
-          </w:tcPr>
-          <w:p>
-            <w:r>
-              <w:rPr>
-                <w:b w:val="false"/>
-                <w:bCs w:val="false"/>
-                <w:color w:val="000000"/>
-                <w:sz w:val="20"/>
-                <w:szCs w:val="20"/>
-              </w:rPr>
-              <w:t xml:space="preserve">Median relative range uncertainty (36 events)</w:t>
-            </w:r>
-          </w:p>
-        </w:tc>
-        <w:tc>
-          <w:tcPr>
-            <w:tcW w:type="dxa" w:w="3950"/>
-          </w:tcPr>
-          <w:p>
-            <w:r>
-              <w:rPr>
-                <w:b w:val="false"/>
-                <w:bCs w:val="false"/>
-                <w:color w:val="000000"/>
-                <w:sz w:val="20"/>
-                <w:szCs w:val="20"/>
-              </w:rPr>
-              <w:t xml:space="preserve">3.16%</w:t>
+            <w:tcW w:type="dxa" w:w="2200"/>
+          </w:tcPr>
+          <w:p>
+            <w:r>
+              <w:rPr>
+                <w:b w:val="false"/>
+                <w:bCs w:val="false"/>
+                <w:color w:val="000000"/>
+                <w:sz w:val="20"/>
+                <w:szCs w:val="20"/>
+              </w:rPr>
+              <w:t xml:space="preserve">1 day</w:t>
+            </w:r>
+          </w:p>
+        </w:tc>
+        <w:tc>
+          <w:tcPr>
+            <w:tcW w:type="dxa" w:w="2000"/>
+          </w:tcPr>
+          <w:p>
+            <w:r>
+              <w:rPr>
+                <w:b w:val="false"/>
+                <w:bCs w:val="false"/>
+                <w:color w:val="000000"/>
+                <w:sz w:val="20"/>
+                <w:szCs w:val="20"/>
+              </w:rPr>
+              <w:t xml:space="preserve">3 km</w:t>
+            </w:r>
+          </w:p>
+        </w:tc>
+        <w:tc>
+          <w:tcPr>
+            <w:tcW w:type="dxa" w:w="2550"/>
+          </w:tcPr>
+          <w:p>
+            <w:r>
+              <w:rPr>
+                <w:b w:val="false"/>
+                <w:bCs w:val="false"/>
+                <w:color w:val="000000"/>
+                <w:sz w:val="20"/>
+                <w:szCs w:val="20"/>
+              </w:rPr>
+              <w:t xml:space="preserve">0.67%</w:t>
+            </w:r>
+          </w:p>
+        </w:tc>
+        <w:tc>
+          <w:tcPr>
+            <w:tcW w:type="dxa" w:w="2600"/>
+          </w:tcPr>
+          <w:p>
+            <w:r>
+              <w:rPr>
+                <w:b w:val="false"/>
+                <w:bCs w:val="false"/>
+                <w:color w:val="000000"/>
+                <w:sz w:val="20"/>
+                <w:szCs w:val="20"/>
+              </w:rPr>
+              <w:t xml:space="preserve">0.014 mag</w:t>
             </w:r>
           </w:p>
         </w:tc>
@@ -3394,35 +3741,69 @@
       <w:tr>
         <w:tc>
           <w:tcPr>
-            <w:tcW w:type="dxa" w:w="5400"/>
-          </w:tcPr>
-          <w:p>
-            <w:r>
-              <w:rPr>
-                <w:b w:val="false"/>
-                <w:bCs w:val="false"/>
-                <w:color w:val="000000"/>
-                <w:sz w:val="20"/>
-                <w:szCs w:val="20"/>
-              </w:rPr>
-              <w:t xml:space="preserve">Range of relative uncertainty across events</w:t>
-            </w:r>
-          </w:p>
-        </w:tc>
-        <w:tc>
-          <w:tcPr>
-            <w:tcW w:type="dxa" w:w="3950"/>
-          </w:tcPr>
-          <w:p>
-            <w:r>
-              <w:rPr>
-                <w:b w:val="false"/>
-                <w:bCs w:val="false"/>
-                <w:color w:val="000000"/>
-                <w:sz w:val="20"/>
-                <w:szCs w:val="20"/>
-              </w:rPr>
-              <w:t xml:space="preserve">1.32% – 32.69%</w:t>
+            <w:tcW w:type="dxa" w:w="2200"/>
+          </w:tcPr>
+          <w:p>
+            <w:r>
+              <w:rPr>
+                <w:b w:val="false"/>
+                <w:bCs w:val="false"/>
+                <w:color w:val="000000"/>
+                <w:sz w:val="20"/>
+                <w:szCs w:val="20"/>
+              </w:rPr>
+              <w:t xml:space="preserve">3 days</w:t>
+            </w:r>
+          </w:p>
+        </w:tc>
+        <w:tc>
+          <w:tcPr>
+            <w:tcW w:type="dxa" w:w="2000"/>
+          </w:tcPr>
+          <w:p>
+            <w:r>
+              <w:rPr>
+                <w:b w:val="false"/>
+                <w:bCs w:val="false"/>
+                <w:color w:val="000000"/>
+                <w:sz w:val="20"/>
+                <w:szCs w:val="20"/>
+              </w:rPr>
+              <w:t xml:space="preserve">7 km</w:t>
+            </w:r>
+          </w:p>
+        </w:tc>
+        <w:tc>
+          <w:tcPr>
+            <w:tcW w:type="dxa" w:w="2550"/>
+          </w:tcPr>
+          <w:p>
+            <w:r>
+              <w:rPr>
+                <w:b w:val="false"/>
+                <w:bCs w:val="false"/>
+                <w:color w:val="000000"/>
+                <w:sz w:val="20"/>
+                <w:szCs w:val="20"/>
+              </w:rPr>
+              <w:t xml:space="preserve">1.56%</w:t>
+            </w:r>
+          </w:p>
+        </w:tc>
+        <w:tc>
+          <w:tcPr>
+            <w:tcW w:type="dxa" w:w="2600"/>
+          </w:tcPr>
+          <w:p>
+            <w:r>
+              <w:rPr>
+                <w:b w:val="false"/>
+                <w:bCs w:val="false"/>
+                <w:color w:val="000000"/>
+                <w:sz w:val="20"/>
+                <w:szCs w:val="20"/>
+              </w:rPr>
+              <w:t xml:space="preserve">0.034 mag</w:t>
             </w:r>
           </w:p>
         </w:tc>
@@ -3430,76 +3811,86 @@
       <w:tr>
         <w:tc>
           <w:tcPr>
-            <w:tcW w:type="dxa" w:w="5400"/>
-          </w:tcPr>
-          <w:p>
-            <w:r>
-              <w:rPr>
-                <w:b w:val="false"/>
-                <w:bCs w:val="false"/>
-                <w:color w:val="000000"/>
-                <w:sz w:val="20"/>
-                <w:szCs w:val="20"/>
-              </w:rPr>
-              <w:t xml:space="preserve">Median resulting photometric uncertainty</w:t>
-            </w:r>
-          </w:p>
-        </w:tc>
-        <w:tc>
-          <w:tcPr>
-            <w:tcW w:type="dxa" w:w="3950"/>
-          </w:tcPr>
-          <w:p>
-            <w:r>
-              <w:rPr>
-                <w:b w:val="false"/>
-                <w:bCs w:val="false"/>
-                <w:color w:val="000000"/>
-                <w:sz w:val="20"/>
-                <w:szCs w:val="20"/>
-              </w:rPr>
-              <w:t xml:space="preserve">±0.069 mag</w:t>
-            </w:r>
-          </w:p>
-        </w:tc>
-      </w:tr>
-      <w:tr>
-        <w:tc>
-          <w:tcPr>
-            <w:tcW w:type="dxa" w:w="5400"/>
-          </w:tcPr>
-          <w:p>
-            <w:r>
-              <w:rPr>
-                <w:b w:val="false"/>
-                <w:bCs w:val="false"/>
-                <w:color w:val="000000"/>
-                <w:sz w:val="20"/>
-                <w:szCs w:val="20"/>
-              </w:rPr>
-              <w:t xml:space="preserve">Input (cited, not assumed)</w:t>
-            </w:r>
-          </w:p>
-        </w:tc>
-        <w:tc>
-          <w:tcPr>
-            <w:tcW w:type="dxa" w:w="3950"/>
-          </w:tcPr>
-          <w:p>
-            <w:r>
-              <w:rPr>
-                <w:b w:val="false"/>
-                <w:bCs w:val="false"/>
-                <w:color w:val="000000"/>
-                <w:sz w:val="20"/>
-                <w:szCs w:val="20"/>
-              </w:rPr>
-              <w:t xml:space="preserve">1 km epoch + 2 km/day growth, both objects</w:t>
+            <w:tcW w:type="dxa" w:w="2200"/>
+          </w:tcPr>
+          <w:p>
+            <w:r>
+              <w:rPr>
+                <w:b w:val="false"/>
+                <w:bCs w:val="false"/>
+                <w:color w:val="000000"/>
+                <w:sz w:val="20"/>
+                <w:szCs w:val="20"/>
+              </w:rPr>
+              <w:t xml:space="preserve">7 days</w:t>
+            </w:r>
+          </w:p>
+        </w:tc>
+        <w:tc>
+          <w:tcPr>
+            <w:tcW w:type="dxa" w:w="2000"/>
+          </w:tcPr>
+          <w:p>
+            <w:r>
+              <w:rPr>
+                <w:b w:val="false"/>
+                <w:bCs w:val="false"/>
+                <w:color w:val="000000"/>
+                <w:sz w:val="20"/>
+                <w:szCs w:val="20"/>
+              </w:rPr>
+              <w:t xml:space="preserve">15 km</w:t>
+            </w:r>
+          </w:p>
+        </w:tc>
+        <w:tc>
+          <w:tcPr>
+            <w:tcW w:type="dxa" w:w="2550"/>
+          </w:tcPr>
+          <w:p>
+            <w:r>
+              <w:rPr>
+                <w:b w:val="false"/>
+                <w:bCs w:val="false"/>
+                <w:color w:val="000000"/>
+                <w:sz w:val="20"/>
+                <w:szCs w:val="20"/>
+              </w:rPr>
+              <w:t xml:space="preserve">3.34%</w:t>
+            </w:r>
+          </w:p>
+        </w:tc>
+        <w:tc>
+          <w:tcPr>
+            <w:tcW w:type="dxa" w:w="2600"/>
+          </w:tcPr>
+          <w:p>
+            <w:r>
+              <w:rPr>
+                <w:b w:val="false"/>
+                <w:bCs w:val="false"/>
+                <w:color w:val="000000"/>
+                <w:sz w:val="20"/>
+                <w:szCs w:val="20"/>
+              </w:rPr>
+              <w:t xml:space="preserve">0.073 mag</w:t>
             </w:r>
           </w:p>
         </w:tc>
       </w:tr>
     </w:tbl>
+    <w:p>
+      <w:pPr>
+        <w:spacing w:after="160"/>
+      </w:pPr>
+      <w:r>
+        <w:rPr>
+          <w:sz w:val="21"/>
+          <w:szCs w:val="21"/>
+        </w:rPr>
+        <w:t xml:space="preserve">Because observable crossings are close (~635 km), position errors of a few km matter more than they did for the distant fixed-NEP events. With TLEs refreshed every few days, as is operationally normal, predicted trail positions and brightnesses are good to a few percent and a few hundredths of a magnitude — sufficient for flagging contaminated exposures, though not for sub-pixel trail masking.</w:t>
+      </w:r>
+    </w:p>
     <w:p>
       <w:pPr>
         <w:pStyle w:val="Heading1"/>
@@ -3523,7 +3914,7 @@
         </w:rPr>
       </w:pPr>
       <w:r>
-        <w:t xml:space="preserve">Boresight fixed at the North Ecliptic Pole throughout — representative, not a true survey-averaged pointing; §7.3's random-pointing test suggests other sky positions could differ by roughly 2–2.5×.</w:t>
+        <w:t xml:space="preserve">The full-build-out prediction depends on the number of satellites filed above 650 km. Only filings that could be sourced (OneWeb, Guowang GW-2, Qianfan, Telesat) are included; Borlaff et al.'s full registry could not be read as data. This is the main remaining source of difference from the published value.</w:t>
       </w:r>
     </w:p>
     <w:p>
@@ -3540,7 +3931,7 @@
         </w:rPr>
       </w:pPr>
       <w:r>
-        <w:t xml:space="preserve">The full build-out (560,000-satellite) projection is not independently validated (§7.3); Borlaff et al.'s published figure is used directly for any future-scenario statement.</w:t>
+        <w:t xml:space="preserve">Constellations are idealised as uniformly random circular shells, not real Walker plane structures. The real-orbit check (§7.6) tests this for one OneWeb satellite only; its ±34% uncertainty is the model's validation limit.</w:t>
       </w:r>
     </w:p>
     <w:p>
@@ -3557,7 +3948,7 @@
         </w:rPr>
       </w:pPr>
       <w:r>
-        <w:t xml:space="preserve">Idealized-shell estimates for Starlink V2-Mini, OneWeb, Amazon Leo, Guowang, and Qianfan are not real-catalog-checked to the same standard as Starlink V1.0/V1.5; only one real OneWeb satellite was checked, with an inconclusive (though not contradictory) zero-crossing result.</w:t>
+        <w:t xml:space="preserve">The Guowang GW-2 inclination split (50°/86.5°) and the Qianfan inclination are approximations from secondary sources.</w:t>
       </w:r>
     </w:p>
     <w:p>
@@ -3574,7 +3965,7 @@
         </w:rPr>
       </w:pPr>
       <w:r>
-        <w:t xml:space="preserve">Satellite physical parameters (diameter, albedo) are the same representative values used in §5, not manufacturer specifications for each individual real satellite propagated.</w:t>
+        <w:t xml:space="preserve">The field's roll angle is random; SPHEREx's actual roll follows its scan strategy. Survey pointings are drawn uniformly over the accessible cone rather than following the real survey sequence.</w:t>
       </w:r>
     </w:p>
     <w:p>
@@ -3591,7 +3982,24 @@
         </w:rPr>
       </w:pPr>
       <w:r>
-        <w:t xml:space="preserve">The radiative-equilibrium temperature model (§6.5) is a simple energy-balance estimate; it does not model satellite attitude, eclipse thermal cycling, or material-specific emissivity.</w:t>
+        <w:t xml:space="preserve">The Sun direction uses a low-precision ephemeris and a single epoch for the statistical model; the real-orbit sweep uses a date-dependent Sun.</w:t>
+      </w:r>
+    </w:p>
+    <w:p>
+      <w:pPr>
+        <w:pStyle w:val="ListParagraph"/>
+        <w:numPr>
+          <w:ilvl w:val="0"/>
+          <w:numId w:val="1"/>
+        </w:numPr>
+        <w:spacing w:after="80"/>
+        <w:rPr>
+          <w:sz w:val="21"/>
+          <w:szCs w:val="21"/>
+        </w:rPr>
+      </w:pPr>
+      <w:r>
+        <w:t xml:space="preserve">Photometry uses a flat-plate equilibrium temperature and Lambertian reflection without a phase function, attitude, eclipse thermal history or material-specific emissivity. Satellite size and albedo are representative values, not manufacturer specifications.</w:t>
       </w:r>
     </w:p>
     <w:p>
@@ -3612,31 +4020,31 @@
           <w:sz w:val="21"/>
           <w:szCs w:val="21"/>
         </w:rPr>
-        <w:t xml:space="preserve">Satellite megaconstellations in Low Earth Orbit directly contaminate space telescope images from within the same orbital band these instruments occupy, making avoidance essentially impossible by design. Simple mitigations such as surface darkening do not address the infrared regime SPHEREx observes in, since thermal emission depends on temperature, not reflectivity — a claim this work now quantifies directly: thermal emission overtakes reflected sunlight above ~3.76 μm, meaning SPHEREx's entire long-wavelength detector operates in a regime the original reflectance-only model (§5) did not capture.</w:t>
-      </w:r>
-    </w:p>
-    <w:p>
-      <w:pPr>
-        <w:spacing w:after="160"/>
-      </w:pPr>
-      <w:r>
-        <w:rPr>
-          <w:sz w:val="21"/>
-          <w:szCs w:val="21"/>
-        </w:rPr>
-        <w:t xml:space="preserve">At today's real satellite population, this work's from-scratch, real-orbital-data extension estimates ~2.3 trail-crossing events per exposure at a representative sky pointing, with the dominant contribution independently confirmed by direct propagation of real, currently-orbiting satellites rather than a statistical model alone — to our knowledge the first time this specific validation step has been carried out for this project. The extension to a full 560,000-satellite future scenario remains an open discrepancy with the published literature (§7.3): investigated directly, not resolved, and reported as such.</w:t>
-      </w:r>
-    </w:p>
-    <w:p>
-      <w:pPr>
-        <w:spacing w:after="160"/>
-      </w:pPr>
-      <w:r>
-        <w:rPr>
-          <w:sz w:val="21"/>
-          <w:szCs w:val="21"/>
-        </w:rPr>
-        <w:t xml:space="preserve">Next steps: extend real-catalog validation to OneWeb, Kuiper, Guowang, and Qianfan with a larger real-satellite sample; obtain or approximate real multi-shell orbital-plane distributions for future-scenario testing; average the encounter-rate calculation over a realistic SPHEREx survey-pointing sequence; and begin drafting a submission-ready manuscript from §6 onward.</w:t>
+        <w:t xml:space="preserve">SPHEREx's own survey rules are its best defence against megaconstellations. Because it only looks within 35° of zenith, every satellite orbiting below it — all of Starlink and Amazon Leo, today the large majority of all satellites — is geometrically invisible. Its exposure is set entirely by the smaller population of high-altitude constellations: ~0.13 trails per exposure today, rising to 4.5 ± 0.2 when the filed high-altitude constellations (chiefly Qianfan and Guowang) are complete. That is consistent with the 5.64 published by Borlaff et al. (2025) within this model's validation uncertainty, with the residual traced to a single input, the high-altitude satellite count.</w:t>
+      </w:r>
+    </w:p>
+    <w:p>
+      <w:pPr>
+        <w:spacing w:after="160"/>
+      </w:pPr>
+      <w:r>
+        <w:rPr>
+          <w:sz w:val="21"/>
+          <w:szCs w:val="21"/>
+        </w:rPr>
+        <w:t xml:space="preserve">The encounters that do occur are near-overhead, fast and bright, and in SPHEREx's long-wavelength bands (above ~3.76 μm) they are dominated by thermal emission that surface darkening cannot suppress. The investigation also showed how sensitive such estimates are to modelling choices: an unconstrained pointing inflated the full-build-out prediction by more than an order of magnitude and produced a current-population figure (~2.3 per exposure) that does not apply to SPHEREx at all.</w:t>
+      </w:r>
+    </w:p>
+    <w:p>
+      <w:pPr>
+        <w:spacing w:after="160"/>
+      </w:pPr>
+      <w:r>
+        <w:rPr>
+          <w:sz w:val="21"/>
+          <w:szCs w:val="21"/>
+        </w:rPr>
+        <w:t xml:space="preserve">Next steps: obtain the full constellation registry to close the high-altitude satellite count; extend the real-orbit validation to many OneWeb and Qianfan satellites across multiple planes; replace random pointings with SPHEREx's published survey sequence and roll; and compare predicted crossings with trails identified in public SPHEREx images.</w:t>
       </w:r>
     </w:p>
     <w:p>
@@ -3718,6 +4126,30 @@
           <w:szCs w:val="20"/>
         </w:rPr>
         <w:t xml:space="preserve">python-sgp4 library documentation — cited SGP4/TLE accuracy (~1 km at epoch, 1–3 km/day growth).</w:t>
+      </w:r>
+    </w:p>
+    <w:p>
+      <w:pPr>
+        <w:spacing w:after="160"/>
+      </w:pPr>
+      <w:r>
+        <w:rPr>
+          <w:sz w:val="20"/>
+          <w:szCs w:val="20"/>
+        </w:rPr>
+        <w:t xml:space="preserve">Borlaff, A. S., Marcum, P., &amp; Howell, S. (2026). Author Correction: Satellite megaconstellations will threaten space-based astronomy. Nature 654, E14. https://doi.org/10.1038/s41586-026-10553-0 (corrects ARRAKIHS values only; SPHEREx values unchanged).</w:t>
+      </w:r>
+    </w:p>
+    <w:p>
+      <w:pPr>
+        <w:spacing w:after="160"/>
+      </w:pPr>
+      <w:r>
+        <w:rPr>
+          <w:sz w:val="20"/>
+          <w:szCs w:val="20"/>
+        </w:rPr>
+        <w:t xml:space="preserve">Guowang constellation shells (GW-2 ~1,145 km; GW-A59 ~590 km) and Qianfan planned altitude (~1,160 km): CircleID, “Chinese LEO Satellite Internet Update: Guowang, Qianfan, and Honghu-3”; Wikipedia, “Guowang” (accessed September 2026).</w:t>
       </w:r>
     </w:p>
     <w:sectPr>

--- a/SPHEREx_combined_manuscript.docx
+++ b/SPHEREx_combined_manuscript.docx
@@ -118,7 +118,7 @@
           <w:sz w:val="21"/>
           <w:szCs w:val="21"/>
         </w:rPr>
-        <w:t xml:space="preserve">The central physical result is geometric: under SPHEREx's 35° zenith limit, every line of sight climbs away from Earth, so only satellites orbiting above ~650 km can ever cross the field. All Starlink and Amazon Leo shells contribute exactly zero (0 crossings in ~3.2 million simulated valid exposures). Summing the publicly filed constellations above SPHEREx's orbit (OneWeb, Guowang GW-2, Qianfan, Telesat Lightspeed; ~28,500 satellites) predicts 4.5 ± 0.2 trails per exposure at full build-out, versus 5.64 (+0.28/−0.27) published by Borlaff et al. (2025). The residual corresponds to ~7,500 additional high-altitude satellites in that study's registry, and lies inside this model's real-orbit validation band (3.7–7.4). At today's population the rate is ~0.13 trails per exposure (about one exposure in eight), carried entirely by OneWeb and early Qianfan. Observable crossings are near-overhead (median range 635 km), sweep the field at ~1.2°/s, and above ~3.76 μm are dominated by the satellite's own thermal emission rather than reflected sunlight. An earlier version of this analysis reported ~2.3 trails per exposure; that figure came from a pointing SPHEREx never uses and is withdrawn (§7.2).</w:t>
+        <w:t xml:space="preserve">The central physical result is geometric: under SPHEREx's 35° zenith limit every line of sight climbs away from Earth, so only satellites orbiting above ~650 km can ever cross the field. All Starlink and Amazon Leo shells contribute exactly zero (0 crossings in ~4.8 million simulated valid exposures). Averaged over a year, the publicly filed constellations above SPHEREx's orbit (OneWeb, Guowang GW-2, Qianfan, Telesat Lightspeed; ~28,500 satellites) give 5.9 ± 0.1 trails per exposure at full build-out, consistent with the 5.64 (+0.28/−0.27) published by Borlaff et al. (2025); the future figure depends mainly on how much of Qianfan is built (3.1 if only its 1,296-satellite near-term phase). A one-year comparison against a real OneWeb orbit validates the statistical model to about ±35% (real/model = 1.01). At today's population the rate is ~0.24 trails per exposure (about one exposure in four), from OneWeb, Guowang and Qianfan. Observable crossings are near-overhead (median range 640 km), last a few seconds, and beyond 3.4–4.1 μm are dominated by the satellite's own thermal emission. Earlier versions of this analysis reported ~2.3 and then 4.5 trails per exposure; both are superseded (§7.2).</w:t>
       </w:r>
     </w:p>
     <w:p>
@@ -280,7 +280,7 @@
                 <w:sz w:val="20"/>
                 <w:szCs w:val="20"/>
               </w:rPr>
-              <w:t xml:space="preserve">Active (early 2026)</w:t>
+              <w:t xml:space="preserve">In orbit (2026)</w:t>
             </w:r>
           </w:p>
         </w:tc>
@@ -369,7 +369,7 @@
                 <w:sz w:val="20"/>
                 <w:szCs w:val="20"/>
               </w:rPr>
-              <w:t xml:space="preserve">~9,357</w:t>
+              <w:t xml:space="preserve">~9,400 (early 2026)</w:t>
             </w:r>
           </w:p>
         </w:tc>
@@ -456,7 +456,7 @@
                 <w:sz w:val="20"/>
                 <w:szCs w:val="20"/>
               </w:rPr>
-              <w:t xml:space="preserve">~212</w:t>
+              <w:t xml:space="preserve">~200 (early 2026)</w:t>
             </w:r>
           </w:p>
         </w:tc>
@@ -526,7 +526,7 @@
                 <w:sz w:val="20"/>
                 <w:szCs w:val="20"/>
               </w:rPr>
-              <w:t xml:space="preserve">OneWeb Gen 1</w:t>
+              <w:t xml:space="preserve">OneWeb</w:t>
             </w:r>
           </w:p>
         </w:tc>
@@ -543,7 +543,7 @@
                 <w:sz w:val="20"/>
                 <w:szCs w:val="20"/>
               </w:rPr>
-              <w:t xml:space="preserve">~652</w:t>
+              <w:t xml:space="preserve">654 (Aug 2026)</w:t>
             </w:r>
           </w:p>
         </w:tc>
@@ -560,7 +560,7 @@
                 <w:sz w:val="20"/>
                 <w:szCs w:val="20"/>
               </w:rPr>
-              <w:t xml:space="preserve">~6,372</w:t>
+              <w:t xml:space="preserve">~6,372 (Gen 2 filing)</w:t>
             </w:r>
           </w:p>
         </w:tc>
@@ -630,7 +630,7 @@
                 <w:sz w:val="20"/>
                 <w:szCs w:val="20"/>
               </w:rPr>
-              <w:t xml:space="preserve">~29</w:t>
+              <w:t xml:space="preserve">186 (Sep 2026)</w:t>
             </w:r>
           </w:p>
         </w:tc>
@@ -717,7 +717,7 @@
                 <w:sz w:val="20"/>
                 <w:szCs w:val="20"/>
               </w:rPr>
-              <w:t xml:space="preserve">~108</w:t>
+              <w:t xml:space="preserve">~248 (Sep 2026)</w:t>
             </w:r>
           </w:p>
         </w:tc>
@@ -734,7 +734,7 @@
                 <w:sz w:val="20"/>
                 <w:szCs w:val="20"/>
               </w:rPr>
-              <w:t xml:space="preserve">~15,000</w:t>
+              <w:t xml:space="preserve">~15,000 (filed; 1,296 near-term)</w:t>
             </w:r>
           </w:p>
         </w:tc>
@@ -751,7 +751,7 @@
                 <w:sz w:val="20"/>
                 <w:szCs w:val="20"/>
               </w:rPr>
-              <w:t xml:space="preserve">~1,160</w:t>
+              <w:t xml:space="preserve">~1,000–1,160</w:t>
             </w:r>
           </w:p>
         </w:tc>
@@ -766,7 +766,7 @@
           <w:sz w:val="21"/>
           <w:szCs w:val="21"/>
         </w:rPr>
-        <w:t xml:space="preserve">Starlink alone held roughly 75% of all active satellites as of December 2025. Amazon's Project Kuiper (rebranded Amazon Leo in November 2025) is ramping production at up to five satellites per day. China's Guowang (state-owned) and Qianfan (commercial) together represent a comparable future Chinese LEO infrastructure.</w:t>
+        <w:t xml:space="preserve">Starlink alone held roughly three quarters of all active satellites at the end of 2025. China's Guowang (state-owned) and Qianfan (commercial) together represent a comparable future Chinese LEO infrastructure, and unlike Starlink and Amazon Leo, both place most of their satellites above SPHEREx's ~650 km orbit. (In-orbit counts: KeepTrack and Orbital Radar, August–September 2026.)</w:t>
       </w:r>
     </w:p>
     <w:p>
@@ -871,7 +871,7 @@
           <w:sz w:val="21"/>
           <w:szCs w:val="21"/>
         </w:rPr>
-        <w:t xml:space="preserve">SPHEREx uses a 20 cm aperture three-mirror anastigmat design with an unusually wide field of view (3.5×11 degrees, ~39.5 deg² per exposure — about 180 times the area of the full Moon). Rather than dispersive optics, it uses Linear Variable Filters over two Teledyne H2RG HgCdTe detector arrays (0.75–2.44 μm and 2.40–5.01 μm), reconstructing a full 102-band spectrum per pixel from multiple offset exposures. Detectors are passively cooled to 55 K via nested sunshields, with ~10 microkelvin RMS thermal stability. SPHEREx surveys the full sky every six months (~600 spectroscopic images/day), completing four full-sky surveys over its 25-month prime mission.</w:t>
+        <w:t xml:space="preserve">SPHEREx uses a 20 cm aperture telescope with an unusually wide field of view: 3.5° × 11.3°, about 39.5 deg² per exposure. Rather than dispersive optics, it uses linear variable filters over six Teledyne H2RG HgCdTe detector arrays arranged as two focal planes of three (0.75–2.44 μm and 2.40–5.01 μm, split by a dichroic beamsplitter), reconstructing a 102-channel spectrum per sky position from multiple offset exposures. The arrays are passively cooled below 80 K (short-wave) and 60 K (long-wave). SPHEREx completes an all-sky survey roughly every six months, four surveys over its two-year prime mission, with 112.5 s exposures (Crill et al. 2024).</w:t>
       </w:r>
     </w:p>
     <w:p>
@@ -1424,7 +1424,7 @@
           <w:sz w:val="21"/>
           <w:szCs w:val="21"/>
         </w:rPr>
-        <w:t xml:space="preserve">SpaceX has oriented Starlink satellites edge-on to the ground to reduce reflected brightness for ground-based observers. This inadvertently worsens the infrared picture for space telescopes: with the satellite body edge-on to Earth, its solar panels — still Sun-facing — present their full illuminated, warm face to any telescope in LEO pointing away from the Sun, exactly as SPHEREx does by design.</w:t>
+        <w:t xml:space="preserve">SpaceX orients Starlink satellites to reduce the reflected brightness seen by ground-based observers. For space telescopes the picture is different: brightness depends on the viewing geometry from orbit, and in the infrared on the satellite's temperature, which darkening does not change. For SPHEREx specifically this particular concern turns out to be moot, because Starlink orbits below it and its zenith-pointing survey can never see satellites below its own altitude (§7.3); it matters for telescopes that orbit above or among the Starlink shells.</w:t>
       </w:r>
     </w:p>
     <w:p>
@@ -1445,7 +1445,7 @@
           <w:sz w:val="21"/>
           <w:szCs w:val="21"/>
         </w:rPr>
-        <w:t xml:space="preserve">Contamination probability scales roughly with exposure area. SPHEREx's 39.5 deg² field is about 4,000 times larger than Hubble's main camera. Its higher altitude and strict pointing constraints partially offset this, giving SPHEREx a contamination profile worse than Hubble but better than Xuntian or ARRAKIHS in absolute trail count, while sharing a near-identical fraction of affected exposures (more than 92% of SPHEREx exposures at full build-out, per Borlaff et al. 2025) because even a single trail in such a large frame counts as contamination.</w:t>
+        <w:t xml:space="preserve">Contamination probability scales roughly with field-of-view area, and SPHEREx's 39.5 deg² field is thousands of times larger than the field of Hubble's main cameras. Borlaff et al. (2025) find that at full constellation build-out more than 92% of SPHEREx exposures would contain at least one trail, because even a single trail in such a large frame counts as contamination.</w:t>
       </w:r>
     </w:p>
     <w:p>
@@ -2006,7 +2006,7 @@
           <w:sz w:val="21"/>
           <w:szCs w:val="21"/>
         </w:rPr>
-        <w:t xml:space="preserve">The black curve is the range-dependent mean surface brightness across the full modelled population (not just the four satellites plotted individually); the shaded band gives the brightest-to-faintest spread at each range. This average — rather than any single satellite's curve — is the physically relevant quantity for mission-level contamination assessment, since SPHEREx has no way to know in advance which satellite type will cross its field of view. This analysis notes, but does not model, that SPHEREx's own thermal self-emission contribution would further raise these brightness estimates at the reddest wavelengths — the gap addressed directly in §7.4 below.</w:t>
+        <w:t xml:space="preserve">The black curve is the range-dependent mean surface brightness across the full modelled population (not just the four satellites plotted individually); the shaded band gives the brightest-to-faintest spread at each range. This average — rather than any single satellite's curve — is the physically relevant quantity for mission-level contamination assessment, since SPHEREx has no way to know in advance which satellite type will cross its field of view. This analysis notes, but does not model, that SPHEREx's own thermal self-emission contribution would further raise these brightness estimates at the reddest wavelengths — the gap addressed directly in §7.8 below.</w:t>
       </w:r>
     </w:p>
     <w:p>
@@ -2032,7 +2032,7 @@
           <w:sz w:val="21"/>
           <w:szCs w:val="21"/>
         </w:rPr>
-        <w:t xml:space="preserve">Sections 6–9 report a from-scratch extension built independently of §5. Every number is either the direct output of a script in the accompanying repository (named in brackets) or an explicitly cited external value.</w:t>
+        <w:t xml:space="preserve">Sections 6–9 report a from-scratch extension built independently of §5. Every number is either printed by a script in the accompanying repository (github.com/Joshan006/Spherex; script named in brackets) or is an explicitly cited external value. Superseded earlier scripts are kept separately in scripts/superseded for the record.</w:t>
       </w:r>
     </w:p>
     <w:p>
@@ -2053,7 +2053,7 @@
           <w:sz w:val="21"/>
           <w:szCs w:val="21"/>
         </w:rPr>
-        <w:t xml:space="preserve">All orbital elements are real two-line element sets (TLEs) from the public NORAD catalogue (Celestrak), retrieved September 2026. SPHEREx: NORAD 63182 (epoch 19 Jul 2026). Six Starlink satellites at ~53.16° inclination (NORAD 48294, 48375, 48646, 47650, 47796, 44768; epochs early Aug 2026) spanning RAAN 23.6–266.4°. One OneWeb satellite (NORAD 55158, ~1,200 km, 87.9°; epoch mid-Sep 2026). Propagation uses the reference sgp4 library in the TEME frame; all derived quantities are differences of state vectors in the same frame, so no further transformation is needed.</w:t>
+        <w:t xml:space="preserve">Orbital elements are real two-line element sets (TLEs) from the public NORAD catalogue (Celestrak, via KeepTrack), retrieved September 2026; every line passes the TLE checksum. SPHEREx: NORAD 63182 (epoch 19 Jul 2026). OneWeb-0617: NORAD 55158 (~1,220 km, 87.9°; epoch 15 Sep 2026). Propagation uses the reference sgp4 library in the TEME frame; all derived quantities are differences of state vectors in the same frame. Where orbits are propagated months from their TLE epoch (§6.4), SGP4 does not predict where a satellite will actually be; it provides physically consistent reference orbits (altitudes stay stable to within a few km over a year), which is what a statistical comparison requires.</w:t>
       </w:r>
     </w:p>
     <w:p>
@@ -2062,31 +2062,19 @@
         <w:spacing w:after="120" w:before="240"/>
       </w:pPr>
       <w:r>
-        <w:t xml:space="preserve">6.2 Pointing model</w:t>
-      </w:r>
-    </w:p>
-    <w:p>
-      <w:pPr>
-        <w:spacing w:after="160"/>
-      </w:pPr>
-      <w:r>
-        <w:rPr>
-          <w:sz w:val="21"/>
-          <w:szCs w:val="21"/>
-        </w:rPr>
-        <w:t xml:space="preserve">SPHEREx's survey rules (Borlaff et al. 2025, Methods) are applied directly. For each simulated exposure, SPHEREx's orbital phase is drawn from one real SGP4-propagated orbit; a boresight is drawn uniformly within 35° of local zenith (the outward radial direction at SPHEREx) and redrawn until it is at least 91° from the Sun. Because SPHEREx's orbit is terminator-aligned, the zenith direction stays 82–98° from the Sun around the whole orbit, so a valid pointing exists at every orbital phase (one is found for &gt;99% of sampled phases). The 3.5° × 11° field is centred on the boresight with a random roll; a satellite counts as a trail if, at any instant of the 112.5 s exposure, it lies inside the field, is not behind Earth, and is sunlit. [part_g_altitude_resolved.py]</w:t>
-      </w:r>
-    </w:p>
-    <w:p>
-      <w:pPr>
-        <w:spacing w:after="160"/>
-      </w:pPr>
-      <w:r>
-        <w:rPr>
-          <w:sz w:val="21"/>
-          <w:szCs w:val="21"/>
-        </w:rPr>
-        <w:t xml:space="preserve">The earliest stage of this work (§7.1–7.2) instead used a single fixed boresight at the North Ecliptic Pole with no survey constraints. That choice is retained only where it is explicitly labelled, because it turned out to be the root cause of the original discrepancy with the literature.</w:t>
+        <w:t xml:space="preserve">6.2 Pointing and field-of-view model</w:t>
+      </w:r>
+    </w:p>
+    <w:p>
+      <w:pPr>
+        <w:spacing w:after="160"/>
+      </w:pPr>
+      <w:r>
+        <w:rPr>
+          <w:sz w:val="21"/>
+          <w:szCs w:val="21"/>
+        </w:rPr>
+        <w:t xml:space="preserve">SPHEREx's survey rules (Borlaff et al. 2025, Methods) are applied directly. For each simulated exposure, SPHEREx's position is drawn from one real SGP4-propagated orbit at the chosen date; a boresight is drawn uniformly in solid angle within 35° of local zenith (the outward radial direction at SPHEREx) and redrawn until it is at least 91° from the Sun. Over the year the angle between zenith and the Sun ranges from about 60° to 120°, and a valid pointing is found at every sampled orbital phase on every date. The 3.5° × 11.3° field (Crill et al. 2024) is centred on the boresight with a random roll, fixed inertially during the exposure. A satellite counts as a trail if, at any instant of the 112.5 s exposure, it lies inside the field, is not behind Earth, and is sunlit (cylindrical Earth shadow). The Sun direction uses the standard low-precision solar ephemeris including the equation of centre (accurate to ~0.01°). [spherex_geometry.py]</w:t>
       </w:r>
     </w:p>
     <w:p>
@@ -2095,31 +2083,31 @@
         <w:spacing w:after="120" w:before="240"/>
       </w:pPr>
       <w:r>
-        <w:t xml:space="preserve">6.3 Monte Carlo constellation model</w:t>
-      </w:r>
-    </w:p>
-    <w:p>
-      <w:pPr>
-        <w:spacing w:after="160"/>
-      </w:pPr>
-      <w:r>
-        <w:rPr>
-          <w:sz w:val="21"/>
-          <w:szCs w:val="21"/>
-        </w:rPr>
-        <w:t xml:space="preserve">Each constellation is modelled as circular-orbit shells (altitude and inclination from public filings), with right ascension of ascending node and orbital phase drawn uniformly at random. Shells used: OneWeb 1,200 km / 87.9° (6,372 planned); Guowang GW-2 ~1,145 km, split equally between ~50° and ~86.5° (6,912); Qianfan ~1,160 km / ~89° (~15,000); Telesat Lightspeed 1,015 km / 99° (78) and 1,325 km / 50.9° (120); plus below-orbit control shells (Starlink 550/53° and 530/43°, Amazon Leo 630/51.9°, Guowang GW-A59 590/85°). Each above-orbit shell was sampled with 4 million exposures per random seed, two seeds.</w:t>
-      </w:r>
-    </w:p>
-    <w:p>
-      <w:pPr>
-        <w:spacing w:after="160"/>
-      </w:pPr>
-      <w:r>
-        <w:rPr>
-          <w:sz w:val="21"/>
-          <w:szCs w:val="21"/>
-        </w:rPr>
-        <w:t xml:space="preserve">Time resolution matters. Observable crossings are near-overhead and sweep the field at ~1.2°/s, so a satellite can cross the 3.5° short axis in ~3 s. A convergence test on identical random draws gave crossing probabilities of 0.61× (7.5 s step), 0.81× (2.5 s) and 0.91× (1 s) of the converged value, with no change below 0.25 s. The final model therefore flags candidates in a 2.5 s pass using a field padded by 4°, then re-checks only those at 0.1 s; on identical draws this reproduces a brute-force 0.1 s run exactly (57/57 hits). [conv_test.py, conv_check2.py]</w:t>
+        <w:t xml:space="preserve">6.3 Constellation model and averaging</w:t>
+      </w:r>
+    </w:p>
+    <w:p>
+      <w:pPr>
+        <w:spacing w:after="160"/>
+      </w:pPr>
+      <w:r>
+        <w:rPr>
+          <w:sz w:val="21"/>
+          <w:szCs w:val="21"/>
+        </w:rPr>
+        <w:t xml:space="preserve">Each constellation is modelled as circular-orbit shells (altitude and inclination from public filings) with right ascension of ascending node and orbital phase drawn uniformly at random. Shells above SPHEREx: OneWeb 1,200 km / 87.9° (6,372 filed); Guowang GW-2 ~1,145 km, split equally between 50° and 86.5° (6,912); Qianfan ~1,160 km / ~89° (~15,000 filed); Telesat Lightspeed 1,015 km / 99° (78) and 1,325 km / 50.9° (120). Below-SPHEREx control shells: Starlink 550 km / 53° and 530 km / 43°, Amazon Leo 630 km / 51.9°, Guowang GW-A59 590 km / 85°. The model is averaged over 12 dates spread across a year (Sep 2026 – Aug 2027), with 400,000 simulated exposures per shell per date and two independent random seeds: 9.6 million exposures per above-orbit shell, about 62 million in total. [13_final_model_year_averaged.py, 17_summarise_results.py]</w:t>
+      </w:r>
+    </w:p>
+    <w:p>
+      <w:pPr>
+        <w:spacing w:after="160"/>
+      </w:pPr>
+      <w:r>
+        <w:rPr>
+          <w:sz w:val="21"/>
+          <w:szCs w:val="21"/>
+        </w:rPr>
+        <w:t xml:space="preserve">Time resolution matters because observable crossings are near-overhead and fast (§7.7). A convergence test on identical random draws recovers 0.58, 0.85 and 0.97 of the converged count at 7.5 s, 2.5 s and 1 s steps, with no change at 0.5 s or below. The model therefore flags candidates in a 2.5 s pass with the field padded by 4° and re-checks only those at 0.1 s; on identical draws this reproduces brute-force 0.1 s detection exactly (33 of 33 crossings). [14_convergence_test.py]</w:t>
       </w:r>
     </w:p>
     <w:p>
@@ -2140,7 +2128,7 @@
           <w:sz w:val="21"/>
           <w:szCs w:val="21"/>
         </w:rPr>
-        <w:t xml:space="preserve">Two independent checks use genuine SGP4 propagation of real satellites rather than idealised shells. (a) Fixed-geometry check: six real Starlink satellites against real SPHEREx over 30 days at 10 s, with the fixed NEP boresight, compared with the idealised model in the same geometry. [part_b3_real_catalog_validation.py] (b) Survey-geometry check: real OneWeb-0617 against real SPHEREx over twelve 30-day windows spread across a year (so the Sun-synchronous plane rotates through every orientation relative to the OneWeb plane), 2.5 s resolution, with 20 independent random valid pointings per exposure. [part_h_real_oneweb_constrained.py]</w:t>
+        <w:t xml:space="preserve">The real OneWeb-0617 orbit is propagated against the real SPHEREx orbit across twelve 30-day windows spread over a year, so that the Sun-synchronous SPHEREx plane rotates through every orientation relative to the OneWeb plane. Every 112.5 s exposure receives 20 independent random valid pointings, with the same random roll, Sun ephemeris and coarse-plus-fine detection as the model. The pooled crossing probability is compared with the idealised OneWeb shell evaluated on the same 12 dates. Because the 20 pointings share one satellite trajectory, their crossings are not independent, so the uncertainty is taken from bootstrap resampling of the twelve windows. [15_real_oneweb_validation.py]</w:t>
       </w:r>
     </w:p>
     <w:p>
@@ -2149,19 +2137,33 @@
         <w:spacing w:after="120" w:before="240"/>
       </w:pPr>
       <w:r>
-        <w:t xml:space="preserve">6.5 Thermal-infrared photometry</w:t>
-      </w:r>
-    </w:p>
-    <w:p>
-      <w:pPr>
-        <w:spacing w:after="160"/>
-      </w:pPr>
-      <w:r>
-        <w:rPr>
-          <w:sz w:val="21"/>
-          <w:szCs w:val="21"/>
-        </w:rPr>
-        <w:t xml:space="preserve">A radiative-equilibrium temperature follows from a two-sided flat-plate energy balance (S = 1,361 W m⁻², albedo 0.25, IR emissivity 0.9): T_eq = 316 K. Planck's law is evaluated in 102 bands (51 over 0.75–2.44 μm, 51 over 2.40–5.01 μm) for the thermal term, and a 5,778 K solar spectrum scaled by albedo gives the reflected term. [part_c_full_pipeline.py, part_i_observable_events.py]</w:t>
+        <w:t xml:space="preserve">6.5 Photometry and TLE error budget</w:t>
+      </w:r>
+    </w:p>
+    <w:p>
+      <w:pPr>
+        <w:spacing w:after="160"/>
+      </w:pPr>
+      <w:r>
+        <w:rPr>
+          <w:sz w:val="21"/>
+          <w:szCs w:val="21"/>
+        </w:rPr>
+        <w:t xml:space="preserve">Thermal emission and reflected sunlight are computed across 0.75–5.01 μm for three surface models, because the wavelength at which they cross depends on the model: (A) a flat plate face-on to both Sun and observer; (B) a Lambertian sphere at each event's phase angle, with the flat-plate equilibrium temperature; (C) an isothermal sphere. Albedo 0.25 and emissivity 0.9 are used consistently for both the equilibrium temperature and the emitted flux. The TLE error budget takes ~1 km at epoch plus ~2 km/day (mid-range of the 1–3 km/day literature figure) as an isotropic 1-sigma error on both objects and propagates it by Monte Carlo into range and magnitude for every observable crossing, for operational TLE ages of 1, 3 and 7 days. [16_observable_events_photometry.py]</w:t>
+      </w:r>
+    </w:p>
+    <w:p>
+      <w:r>
+        <w:br w:type="page"/>
+      </w:r>
+    </w:p>
+    <w:p>
+      <w:pPr>
+        <w:pStyle w:val="Heading1"/>
+        <w:spacing w:after="150" w:before="320"/>
+      </w:pPr>
+      <w:r>
+        <w:t xml:space="preserve">7. Extended Results</w:t>
       </w:r>
     </w:p>
     <w:p>
@@ -2170,41 +2172,6 @@
         <w:spacing w:after="120" w:before="240"/>
       </w:pPr>
       <w:r>
-        <w:t xml:space="preserve">6.6 TLE positional-uncertainty error budget</w:t>
-      </w:r>
-    </w:p>
-    <w:p>
-      <w:pPr>
-        <w:spacing w:after="160"/>
-      </w:pPr>
-      <w:r>
-        <w:rPr>
-          <w:sz w:val="21"/>
-          <w:szCs w:val="21"/>
-        </w:rPr>
-        <w:t xml:space="preserve">SGP4/TLE position error is taken as ~1 km at epoch growing by ~2 km/day (mid-range of the 1–3 km/day literature figure), applied isotropically to both objects and propagated by Monte Carlo (5,000 draws per event) into range and magnitude uncertainty for every observable crossing. Results are given for operationally realistic TLE ages of 1, 3 and 7 days. [part_i_observable_events.py]</w:t>
-      </w:r>
-    </w:p>
-    <w:p>
-      <w:r>
-        <w:br w:type="page"/>
-      </w:r>
-    </w:p>
-    <w:p>
-      <w:pPr>
-        <w:pStyle w:val="Heading1"/>
-        <w:spacing w:after="150" w:before="320"/>
-      </w:pPr>
-      <w:r>
-        <w:t xml:space="preserve">7. Extended Results</w:t>
-      </w:r>
-    </w:p>
-    <w:p>
-      <w:pPr>
-        <w:pStyle w:val="Heading2"/>
-        <w:spacing w:after="120" w:before="240"/>
-      </w:pPr>
-      <w:r>
         <w:t xml:space="preserve">7.1 Single-pair full-exposure propagation</w:t>
       </w:r>
     </w:p>
@@ -2217,7 +2184,7 @@
           <w:sz w:val="21"/>
           <w:szCs w:val="21"/>
         </w:rPr>
-        <w:t xml:space="preserve">SPHEREx and OneWeb-0617 propagated together across one 112.5 s exposure (0.5 s steps, 16 Sep 2026 06:00 UTC) establish the geometry machinery: range 12,770 → 13,161 km, apparent angular velocity 196–207 arcsec/s, no field crossing. Individual conjunctions are rare, which is why the population approach below is needed. [part_a_sgp4_propagation.py]</w:t>
+        <w:t xml:space="preserve">SPHEREx and OneWeb-0617 propagated together across one 112.5 s exposure (0.5 s steps, 16 Sep 2026 06:00 UTC) establish the geometry machinery: range 12,770 → 13,161 km, apparent angular velocity 196–207 arcsec/s, no field crossing. Individual conjunctions are rare, which is why the population approach below is needed. [01_full_window_propagation.py]</w:t>
       </w:r>
     </w:p>
     <w:p>
@@ -2287,31 +2254,31 @@
         <w:spacing w:after="120" w:before="240"/>
       </w:pPr>
       <w:r>
-        <w:t xml:space="preserve">7.2 How the discrepancy with the literature was found and closed</w:t>
-      </w:r>
-    </w:p>
-    <w:p>
-      <w:pPr>
-        <w:spacing w:after="160"/>
-      </w:pPr>
-      <w:r>
-        <w:rPr>
-          <w:sz w:val="21"/>
-          <w:szCs w:val="21"/>
-        </w:rPr>
-        <w:t xml:space="preserve">The first version of the model (fixed NEP boresight, no survey constraints, a representative shell set scaled proportionally to 560,000 satellites) predicted 64.9 trails per exposure at full build-out — 11.5× Borlaff et al.'s 5.64. Figure 7.2 traces each step of the investigation. Eclipse and brightness cuts changed nothing (every crossing was sunlit and far above the 22.3 mag/arcsec² threshold). Averaging over random unconstrained sky pointings made it worse (95.2). Reading the paper's Methods showed that SPHEREx's 35° zenith limit and 91° solar avoidance had never been applied; applying them brought the prediction to 11.4 and then 7.0–7.7.</w:t>
-      </w:r>
-    </w:p>
-    <w:p>
-      <w:pPr>
-        <w:spacing w:after="160"/>
-      </w:pPr>
-      <w:r>
-        <w:rPr>
-          <w:sz w:val="21"/>
-          <w:szCs w:val="21"/>
-        </w:rPr>
-        <w:t xml:space="preserve">That intermediate 7.0–7.7 was not accepted as the answer, because checking it exposed three further problems: two shell altitudes were wrong (Guowang had been placed at 800 km and Qianfan at 580 km; their main filed shells are ~1,145 km and ~1,160 km), proportional scaling to 560,000 had inflated OneWeb to ~45,000 satellites, and the 7.5 s time step missed ~40% of the fast, near-overhead crossings (§6.3). Fixing all three gives the final result in §7.4.</w:t>
+        <w:t xml:space="preserve">7.2 How the discrepancy with the literature was found and corrected</w:t>
+      </w:r>
+    </w:p>
+    <w:p>
+      <w:pPr>
+        <w:spacing w:after="160"/>
+      </w:pPr>
+      <w:r>
+        <w:rPr>
+          <w:sz w:val="21"/>
+          <w:szCs w:val="21"/>
+        </w:rPr>
+        <w:t xml:space="preserve">The first version of the model (fixed North Ecliptic Pole boresight, no survey constraints, a representative shell set scaled proportionally to 560,000 satellites) predicted 64.9 trails per exposure at full build-out, 11.5× Borlaff et al.'s 5.64. Figure 7.2 traces each step. Eclipse and brightness cuts changed nothing. Random unconstrained pointings made it worse (95.2). Applying SPHEREx's 35° zenith limit and 91° solar avoidance, which the paper's Methods specify and the first model had omitted, brought it to 11.4 and then 7.0–7.7. Correcting two constellation altitudes (Guowang and Qianfan had been placed at 800 km and 580 km; their filed shells are ~1,145 km and ~1,160 km), dropping proportional scaling, and converging the time step gave 4.5.</w:t>
+      </w:r>
+    </w:p>
+    <w:p>
+      <w:pPr>
+        <w:spacing w:after="160"/>
+      </w:pPr>
+      <w:r>
+        <w:rPr>
+          <w:sz w:val="21"/>
+          <w:szCs w:val="21"/>
+        </w:rPr>
+        <w:t xml:space="preserve">An independent review of the code then found that the field's roll had been effectively fixed in inertial space although the text described it as random, that the model had been evaluated on a single date, and that the time-step test had not actually varied the time step. Fixing these (random roll, 12 dates across a year, accurate Sun, the true 3.5° × 11.3° field) raised the result by about 30% to the value in §7.4. The roll correction was the largest single change.</w:t>
       </w:r>
     </w:p>
     <w:p>
@@ -2322,7 +2289,7 @@
       <w:r>
         <w:drawing>
           <wp:inline distT="0" distB="0" distL="0" distR="0">
-            <wp:extent cx="4476750" cy="2352675"/>
+            <wp:extent cx="4476750" cy="2686050"/>
             <wp:effectExtent t="0" r="0" b="0" l="0"/>
             <wp:docPr id="1" name="" descr="" title=""/>
             <wp:cNvGraphicFramePr>
@@ -2347,7 +2314,7 @@
                   <pic:spPr bwMode="auto">
                     <a:xfrm>
                       <a:off x="0" y="0"/>
-                      <a:ext cx="4476750" cy="2352675"/>
+                      <a:ext cx="4476750" cy="2686050"/>
                     </a:xfrm>
                     <a:prstGeom prst="rect">
                       <a:avLst/>
@@ -2384,7 +2351,7 @@
           <w:sz w:val="21"/>
           <w:szCs w:val="21"/>
         </w:rPr>
-        <w:t xml:space="preserve">The same investigation invalidates a headline figure reported in the earlier version of this work: ~2.3 trails per exposure for today's population “at a representative sky pointing”. That rate was computed at the fixed NEP boresight, and at all 36 real crossings behind it the NEP was 101–164° from SPHEREx's zenith — below the local horizon, a direction SPHEREx never points. Around 80% of it came from Starlink, which §7.3 shows cannot be seen at all under real pointing rules. The figure is withdrawn and replaced by §7.5.</w:t>
+        <w:t xml:space="preserve">The investigation also invalidates a headline figure from the earliest version of this work, ~2.3 trails per exposure for today's population “at a representative sky pointing”. That rate came from the fixed North Ecliptic Pole boresight: at all 36 real crossings behind it the pole was 101–164° from SPHEREx's zenith, a direction SPHEREx never points, and about 80% of it came from Starlink, which SPHEREx cannot see (§7.3). The figure is withdrawn and replaced by §7.5.</w:t>
       </w:r>
     </w:p>
     <w:p>
@@ -2405,7 +2372,7 @@
           <w:sz w:val="21"/>
           <w:szCs w:val="21"/>
         </w:rPr>
-        <w:t xml:space="preserve">With the boresight within 35° of zenith, even the field's far corner stays within ~41° of zenith, so every line of sight climbs monotonically away from Earth and can only intersect orbits higher than SPHEREx's own. The simulation confirms this exactly: Starlink (550 km, 530 km), Amazon Leo (630 km) and Guowang GW-A59 (590 km) produced 0 crossings in ~398,000 valid exposures each, in each of two seeds. This single fact explains most of the original discrepancy: the fixed, unconstrained NEP pointing let SPHEREx look down through the densest low shells, which its real survey never does.</w:t>
+        <w:t xml:space="preserve">With the boresight within 35° of zenith, every line of sight inside the field stays well below 90° from local vertical during the exposure, so it climbs monotonically away from Earth and can only intersect orbits higher than SPHEREx's own. The simulation confirms this: the four below-orbit control shells (Starlink 550 and 530 km, Amazon Leo 630 km, Guowang GW-A59 590 km) produced 0 crossings in about 4.8 million valid exposures. Most satellites in orbit today are Starlink, so most of today's satellite population is invisible to SPHEREx's survey.</w:t>
       </w:r>
     </w:p>
     <w:p>
@@ -2487,7 +2454,7 @@
                 <w:sz w:val="20"/>
                 <w:szCs w:val="20"/>
               </w:rPr>
-              <w:t xml:space="preserve">Planned sats</w:t>
+              <w:t xml:space="preserve">Filed sats</w:t>
             </w:r>
           </w:p>
         </w:tc>
@@ -2542,7 +2509,7 @@
                 <w:sz w:val="20"/>
                 <w:szCs w:val="20"/>
               </w:rPr>
-              <w:t xml:space="preserve">OneWeb Gen 1 + Gen 2</w:t>
+              <w:t xml:space="preserve">OneWeb</w:t>
             </w:r>
           </w:p>
         </w:tc>
@@ -2593,7 +2560,7 @@
                 <w:sz w:val="20"/>
                 <w:szCs w:val="20"/>
               </w:rPr>
-              <w:t xml:space="preserve">1.74 × 10⁻⁴</w:t>
+              <w:t xml:space="preserve">2.31 × 10⁻⁴</w:t>
             </w:r>
           </w:p>
         </w:tc>
@@ -2610,7 +2577,7 @@
                 <w:sz w:val="20"/>
                 <w:szCs w:val="20"/>
               </w:rPr>
-              <w:t xml:space="preserve">1.11</w:t>
+              <w:t xml:space="preserve">1.47</w:t>
             </w:r>
           </w:p>
         </w:tc>
@@ -2680,7 +2647,7 @@
                 <w:sz w:val="20"/>
                 <w:szCs w:val="20"/>
               </w:rPr>
-              <w:t xml:space="preserve">1.41 × 10⁻⁴</w:t>
+              <w:t xml:space="preserve">1.45 × 10⁻⁴</w:t>
             </w:r>
           </w:p>
         </w:tc>
@@ -2697,7 +2664,7 @@
                 <w:sz w:val="20"/>
                 <w:szCs w:val="20"/>
               </w:rPr>
-              <w:t xml:space="preserve">0.49</w:t>
+              <w:t xml:space="preserve">0.50</w:t>
             </w:r>
           </w:p>
         </w:tc>
@@ -2767,7 +2734,7 @@
                 <w:sz w:val="20"/>
                 <w:szCs w:val="20"/>
               </w:rPr>
-              <w:t xml:space="preserve">1.70 × 10⁻⁴</w:t>
+              <w:t xml:space="preserve">2.26 × 10⁻⁴</w:t>
             </w:r>
           </w:p>
         </w:tc>
@@ -2784,7 +2751,7 @@
                 <w:sz w:val="20"/>
                 <w:szCs w:val="20"/>
               </w:rPr>
-              <w:t xml:space="preserve">0.59</w:t>
+              <w:t xml:space="preserve">0.78</w:t>
             </w:r>
           </w:p>
         </w:tc>
@@ -2837,7 +2804,7 @@
                 <w:sz w:val="20"/>
                 <w:szCs w:val="20"/>
               </w:rPr>
-              <w:t xml:space="preserve">15,000</w:t>
+              <w:t xml:space="preserve">~15,000</w:t>
             </w:r>
           </w:p>
         </w:tc>
@@ -2854,7 +2821,7 @@
                 <w:sz w:val="20"/>
                 <w:szCs w:val="20"/>
               </w:rPr>
-              <w:t xml:space="preserve">1.50 × 10⁻⁴</w:t>
+              <w:t xml:space="preserve">2.06 × 10⁻⁴</w:t>
             </w:r>
           </w:p>
         </w:tc>
@@ -2871,7 +2838,7 @@
                 <w:sz w:val="20"/>
                 <w:szCs w:val="20"/>
               </w:rPr>
-              <w:t xml:space="preserve">2.25</w:t>
+              <w:t xml:space="preserve">3.09</w:t>
             </w:r>
           </w:p>
         </w:tc>
@@ -2941,7 +2908,7 @@
                 <w:sz w:val="20"/>
                 <w:szCs w:val="20"/>
               </w:rPr>
-              <w:t xml:space="preserve">1.0–1.8 × 10⁻⁴</w:t>
+              <w:t xml:space="preserve">1.3–1.8 × 10⁻⁴</w:t>
             </w:r>
           </w:p>
         </w:tc>
@@ -3011,7 +2978,7 @@
                 <w:sz w:val="20"/>
                 <w:szCs w:val="20"/>
               </w:rPr>
-              <w:t xml:space="preserve">28,482</w:t>
+              <w:t xml:space="preserve">~28,500</w:t>
             </w:r>
           </w:p>
         </w:tc>
@@ -3045,7 +3012,7 @@
                 <w:sz w:val="20"/>
                 <w:szCs w:val="20"/>
               </w:rPr>
-              <w:t xml:space="preserve">4.46 ± 0.2</w:t>
+              <w:t xml:space="preserve">5.87 ± 0.08</w:t>
             </w:r>
           </w:p>
         </w:tc>
@@ -3147,7 +3114,75 @@
           <w:sz w:val="21"/>
           <w:szCs w:val="21"/>
         </w:rPr>
-        <w:t xml:space="preserve">The uncertainty is the spread between two independent seeds (4.29 and 4.62), larger than the formal Monte Carlo error (±0.07). The prediction is 0.79× the published value. At the mean per-satellite probability (1.57 × 10⁻⁴), matching 5.64 exactly would need ~36,000 satellites above 650 km rather than the ~28,500 whose filings could be sourced here. Borlaff et al.'s constellation registry (their Extended Data Table 1, June 2025) could not be read as data for this work, so whether it contains those ~7,500 additional high-altitude satellites is the one quantity that remains to be checked. Independently, the real-orbit validation (§7.6) bounds the model at ×(1.24 ± 0.42), giving a band of 3.7–7.4 trails per exposure that contains the published value. The discrepancy has therefore gone from 11.5× to agreement within this model's stated uncertainty, with the residual attributed to one named, checkable input.</w:t>
+        <w:t xml:space="preserve">The two random seeds give 5.84 and 5.91; ±0.08 is the statistical error. The prediction is 1.04× the published value and lies inside its uncertainty. This agreement should be read as consistency, not as a precise confirmation, because the model's systematic uncertainties are larger than 4%:</w:t>
+      </w:r>
+    </w:p>
+    <w:p>
+      <w:pPr>
+        <w:pStyle w:val="ListParagraph"/>
+        <w:numPr>
+          <w:ilvl w:val="0"/>
+          <w:numId w:val="1"/>
+        </w:numPr>
+        <w:spacing w:after="80"/>
+        <w:rPr>
+          <w:sz w:val="21"/>
+          <w:szCs w:val="21"/>
+        </w:rPr>
+      </w:pPr>
+      <w:r>
+        <w:t xml:space="preserve">Qianfan dominates (3.1 of 5.9). Its ~15,000 figure is a filing; the committed near-term phase is 1,296 satellites. With only that phase the total would be 3.1 trails per exposure.</w:t>
+      </w:r>
+    </w:p>
+    <w:p>
+      <w:pPr>
+        <w:pStyle w:val="ListParagraph"/>
+        <w:numPr>
+          <w:ilvl w:val="0"/>
+          <w:numId w:val="1"/>
+        </w:numPr>
+        <w:spacing w:after="80"/>
+        <w:rPr>
+          <w:sz w:val="21"/>
+          <w:szCs w:val="21"/>
+        </w:rPr>
+      </w:pPr>
+      <w:r>
+        <w:t xml:space="preserve">The real-orbit validation (§7.6) tests the idealised-shell approach to about ±35% (68% interval), for one OneWeb satellite.</w:t>
+      </w:r>
+    </w:p>
+    <w:p>
+      <w:pPr>
+        <w:pStyle w:val="ListParagraph"/>
+        <w:numPr>
+          <w:ilvl w:val="0"/>
+          <w:numId w:val="1"/>
+        </w:numPr>
+        <w:spacing w:after="80"/>
+        <w:rPr>
+          <w:sz w:val="21"/>
+          <w:szCs w:val="21"/>
+        </w:rPr>
+      </w:pPr>
+      <w:r>
+        <w:t xml:space="preserve">Guowang's inclination split, Qianfan's exact altitude and inclination, and whether Borlaff et al.'s registry contains further high-altitude constellations are not known precisely; their constellation table could not be read as data for this work.</w:t>
+      </w:r>
+    </w:p>
+    <w:p>
+      <w:pPr>
+        <w:pStyle w:val="ListParagraph"/>
+        <w:numPr>
+          <w:ilvl w:val="0"/>
+          <w:numId w:val="1"/>
+        </w:numPr>
+        <w:spacing w:after="80"/>
+        <w:rPr>
+          <w:sz w:val="21"/>
+          <w:szCs w:val="21"/>
+        </w:rPr>
+      </w:pPr>
+      <w:r>
+        <w:t xml:space="preserve">Roll matters: with the field fixed in inertial space instead of randomly rolled, per-satellite rates were 8–28% lower depending on the shell. SPHEREx's real roll follows its scan strategy, which is not modelled.</w:t>
       </w:r>
     </w:p>
     <w:p>
@@ -3168,7 +3203,7 @@
           <w:sz w:val="21"/>
           <w:szCs w:val="21"/>
         </w:rPr>
-        <w:t xml:space="preserve">Only OneWeb (~652 satellites at 1,200 km) and the first Qianfan satellites (~108) orbit above SPHEREx today. They give ~0.13 trails per exposure — about one exposure in eight carries a trail — with OneWeb contributing ~0.11. The ~9,400 Starlink and ~200 Amazon Leo satellites currently in orbit contribute nothing under SPHEREx's real survey geometry. [part_g_altitude_resolved.py]</w:t>
+        <w:t xml:space="preserve">Three constellations have satellites above SPHEREx today: OneWeb (654), Guowang GW-2 (186) and Qianfan (~248) (KeepTrack, Orbital Radar, Aug–Sep 2026; Guowang split evenly between its two inclinations). Together they give about 0.24 trails per exposure, so roughly one SPHEREx exposure in four carries a trail, about two thirds of them from OneWeb. The ~9,400 Starlink and ~200 Amazon Leo satellites contribute nothing under SPHEREx's survey geometry. [17_summarise_results.py]</w:t>
       </w:r>
     </w:p>
     <w:p>
@@ -3189,19 +3224,7 @@
           <w:sz w:val="21"/>
           <w:szCs w:val="21"/>
         </w:rPr>
-        <w:t xml:space="preserve">Survey-geometry check: the real OneWeb orbit produced 962 crossings in 5.26 million valid exposure-pointings over one year, a per-satellite probability of 1.83 × 10⁻⁴ against the idealised shell's 1.56 × 10⁻⁴ at the same 2.5 s resolution. The rate varies strongly with season (0.6 to 8.8 per 10⁴ exposures across the twelve windows) as the relative plane geometry rotates, so the honest uncertainty comes from window-to-window scatter: real/model = 1.24 ± 0.42, consistent with 1. Without the one high November window the ratio is 0.82.</w:t>
-      </w:r>
-    </w:p>
-    <w:p>
-      <w:pPr>
-        <w:spacing w:after="160"/>
-      </w:pPr>
-      <w:r>
-        <w:rPr>
-          <w:sz w:val="21"/>
-          <w:szCs w:val="21"/>
-        </w:rPr>
-        <w:t xml:space="preserve">Fixed-geometry check: six real Starlink satellites gave 36 crossings in 30 days (0.91 trails/exposure scaled to the shell) against 0.30 from the idealised model in the same unphysical NEP geometry. Given the &gt;10× month-to-month variation seen above, a single 30-day window from six satellites is expected to scatter by factors of a few; this check is kept as a record but carries no weight in the final result because its geometry is not one SPHEREx observes.</w:t>
+        <w:t xml:space="preserve">The real OneWeb orbit produced 1,289 crossings in 5.53 million valid exposure-pointings over the year, a per-satellite probability of 2.33 × 10⁻⁴, against 2.31 × 10⁻⁴ for the idealised shell on the same dates: real/model = 1.01, with a 68% bootstrap interval of 0.62–1.37. The rate varies strongly from window to window (0.8 to 11.7 per 10⁴ exposures) as the relative orbital-plane geometry rotates; a single November window contributes about 40% of all crossings, which is why the interval is wide. The idealised-shell model is therefore validated to roughly ±35%, not better.</w:t>
       </w:r>
     </w:p>
     <w:p>
@@ -3262,7 +3285,7 @@
           <w:sz w:val="18"/>
           <w:szCs w:val="18"/>
         </w:rPr>
-        <w:t xml:space="preserve">Figure 7.3. Left: range at closest approach for the 962 observable real OneWeb crossings. Right: crossing rate in each 30-day window of the one-year real-orbit sweep, against the idealised-shell value.</w:t>
+        <w:t xml:space="preserve">Figure 7.3. Left: range at closest approach for the 1,289 observable real OneWeb crossings. Right: crossing rate in each 30-day window of the one-year real-orbit comparison, with the year means of the real orbit (solid) and the idealised shell (dashed).</w:t>
       </w:r>
     </w:p>
     <w:p>
@@ -3305,7 +3328,7 @@
                 <w:sz w:val="20"/>
                 <w:szCs w:val="20"/>
               </w:rPr>
-              <w:t xml:space="preserve">Quantity (962 observable crossings)</w:t>
+              <w:t xml:space="preserve">Quantity (1,289 observable crossings)</w:t>
             </w:r>
           </w:p>
         </w:tc>
@@ -3359,7 +3382,7 @@
                 <w:sz w:val="20"/>
                 <w:szCs w:val="20"/>
               </w:rPr>
-              <w:t xml:space="preserve">median 635 km (5–95%: 578–700 km)</w:t>
+              <w:t xml:space="preserve">median 640 km (5–95%: 578–704 km)</w:t>
             </w:r>
           </w:p>
         </w:tc>
@@ -3395,7 +3418,7 @@
                 <w:sz w:val="20"/>
                 <w:szCs w:val="20"/>
               </w:rPr>
-              <w:t xml:space="preserve">median 1.16°/s (4,157 arcsec/s)</w:t>
+              <w:t xml:space="preserve">median 1.19°/s</w:t>
             </w:r>
           </w:p>
         </w:tc>
@@ -3414,7 +3437,7 @@
                 <w:sz w:val="20"/>
                 <w:szCs w:val="20"/>
               </w:rPr>
-              <w:t xml:space="preserve">Time to cross the 3.5° short axis</w:t>
+              <w:t xml:space="preserve">Time inside the field</w:t>
             </w:r>
           </w:p>
         </w:tc>
@@ -3431,7 +3454,7 @@
                 <w:sz w:val="20"/>
                 <w:szCs w:val="20"/>
               </w:rPr>
-              <w:t xml:space="preserve">~3 s of a 112.5 s exposure</w:t>
+              <w:t xml:space="preserve">median 3.4 s (5–95%: 0.6–13.4 s) of a 112.5 s exposure</w:t>
             </w:r>
           </w:p>
         </w:tc>
@@ -3450,7 +3473,7 @@
                 <w:sz w:val="20"/>
                 <w:szCs w:val="20"/>
               </w:rPr>
-              <w:t xml:space="preserve">Boresight zenith angle</w:t>
+              <w:t xml:space="preserve">Sun–satellite–SPHEREx phase angle</w:t>
             </w:r>
           </w:p>
         </w:tc>
@@ -3467,7 +3490,7 @@
                 <w:sz w:val="20"/>
                 <w:szCs w:val="20"/>
               </w:rPr>
-              <w:t xml:space="preserve">≤35° at exposure start (≤41° by exposure end)</w:t>
+              <w:t xml:space="preserve">median 80° (5–95%: 48–90°)</w:t>
             </w:r>
           </w:p>
         </w:tc>
@@ -3482,7 +3505,7 @@
           <w:sz w:val="21"/>
           <w:szCs w:val="21"/>
         </w:rPr>
-        <w:t xml:space="preserve">Because only higher satellites are visible and SPHEREx looks nearly straight up, crossings happen at almost the minimum possible range (1,200 − 650 ≈ 550 km). They are therefore close, bright and fast, rather than the distant (1,000–5,000 km) encounters that dominated the unconstrained model.</w:t>
+        <w:t xml:space="preserve">Because only higher satellites are visible and SPHEREx looks nearly straight up, crossings happen close to the minimum possible range (1,200 − 650 ≈ 550 km). They are close and fast, and because SPHEREx always points at least 91° from the Sun, the satellites are seen at phase angles of 90° or less (partly to fully lit faces).</w:t>
       </w:r>
     </w:p>
     <w:p>
@@ -3503,7 +3526,7 @@
           <w:sz w:val="21"/>
           <w:szCs w:val="21"/>
         </w:rPr>
-        <w:t xml:space="preserve">With T_eq = 316 K, thermal emission overtakes reflected sunlight at 3.76 μm. Both terms scale identically with (satellite radius/range)², so the crossover depends only on temperature and albedo, not on geometry; it is unchanged when the analysis moves from the fixed-NEP events to the observable OneWeb crossings. SPHEREx's long-wavelength detector (2.40–5.01 μm) therefore sits largely in the thermally dominated regime that the original reflectance model (§5) could not describe, and where surface darkening does not help.</w:t>
+        <w:t xml:space="preserve">The wavelength beyond which a satellite's own thermal emission outshines reflected sunlight lies between 3.4 and 4.1 μm, depending on the surface model: 3.81 μm for a face-on flat plate at its 316 K equilibrium temperature, 3.39 μm (median over events) for Lambertian-sphere reflection at the observed phase angles with the plate temperature, and 4.12 μm for an isothermal sphere at 266 K. In every case SPHEREx's longest-wavelength band (4.41–5.01 μm) is thermally dominated, a regime the original reflectance model (§5) could not describe and where surface darkening does not help.</w:t>
       </w:r>
     </w:p>
     <w:p>
@@ -3514,7 +3537,7 @@
       <w:r>
         <w:drawing>
           <wp:inline distT="0" distB="0" distL="0" distR="0">
-            <wp:extent cx="4191000" cy="2914650"/>
+            <wp:extent cx="4191000" cy="2771775"/>
             <wp:effectExtent t="0" r="0" b="0" l="0"/>
             <wp:docPr id="1" name="" descr="" title=""/>
             <wp:cNvGraphicFramePr>
@@ -3539,7 +3562,7 @@
                   <pic:spPr bwMode="auto">
                     <a:xfrm>
                       <a:off x="0" y="0"/>
-                      <a:ext cx="4191000" cy="2914650"/>
+                      <a:ext cx="4191000" cy="2771775"/>
                     </a:xfrm>
                     <a:prstGeom prst="rect">
                       <a:avLst/>
@@ -3564,7 +3587,7 @@
           <w:sz w:val="18"/>
           <w:szCs w:val="18"/>
         </w:rPr>
-        <w:t xml:space="preserve">Figure 7.4. Thermal (316 K) and reflected-sunlight flux across SPHEREx's 102 bands for a representative encounter. The crossover wavelength is independent of range.</w:t>
+        <w:t xml:space="preserve">Figure 7.4. Thermal and reflected flux across SPHEREx's wavelength range for a OneWeb-size satellite at the median observable range, for the surface models in §6.5. The shaded band marks the range of crossover wavelengths.</w:t>
       </w:r>
     </w:p>
     <w:p>
@@ -3716,7 +3739,7 @@
                 <w:sz w:val="20"/>
                 <w:szCs w:val="20"/>
               </w:rPr>
-              <w:t xml:space="preserve">0.67%</w:t>
+              <w:t xml:space="preserve">0.66%</w:t>
             </w:r>
           </w:p>
         </w:tc>
@@ -3786,7 +3809,7 @@
                 <w:sz w:val="20"/>
                 <w:szCs w:val="20"/>
               </w:rPr>
-              <w:t xml:space="preserve">1.56%</w:t>
+              <w:t xml:space="preserve">1.55%</w:t>
             </w:r>
           </w:p>
         </w:tc>
@@ -3856,7 +3879,7 @@
                 <w:sz w:val="20"/>
                 <w:szCs w:val="20"/>
               </w:rPr>
-              <w:t xml:space="preserve">3.34%</w:t>
+              <w:t xml:space="preserve">3.32%</w:t>
             </w:r>
           </w:p>
         </w:tc>
@@ -3873,7 +3896,7 @@
                 <w:sz w:val="20"/>
                 <w:szCs w:val="20"/>
               </w:rPr>
-              <w:t xml:space="preserve">0.073 mag</w:t>
+              <w:t xml:space="preserve">0.072 mag</w:t>
             </w:r>
           </w:p>
         </w:tc>
@@ -3888,7 +3911,7 @@
           <w:sz w:val="21"/>
           <w:szCs w:val="21"/>
         </w:rPr>
-        <w:t xml:space="preserve">Because observable crossings are close (~635 km), position errors of a few km matter more than they did for the distant fixed-NEP events. With TLEs refreshed every few days, as is operationally normal, predicted trail positions and brightnesses are good to a few percent and a few hundredths of a magnitude — sufficient for flagging contaminated exposures, though not for sub-pixel trail masking.</w:t>
+        <w:t xml:space="preserve">With TLEs refreshed every few days, as is operationally normal, predicted trail positions and brightnesses are good to a few percent and a few hundredths of a magnitude: enough to flag contaminated exposures, though not for sub-pixel trail masking. This budget describes operational prediction; it does not describe the months-old TLEs used as reference orbits in §6.4.</w:t>
       </w:r>
     </w:p>
     <w:p>
@@ -3914,7 +3937,7 @@
         </w:rPr>
       </w:pPr>
       <w:r>
-        <w:t xml:space="preserve">The full-build-out prediction depends on the number of satellites filed above 650 km. Only filings that could be sourced (OneWeb, Guowang GW-2, Qianfan, Telesat) are included; Borlaff et al.'s full registry could not be read as data. This is the main remaining source of difference from the published value.</w:t>
+        <w:t xml:space="preserve">The full-build-out result depends most on how many high-altitude satellites are eventually launched, above all Qianfan (1,296 committed versus ~15,000 filed).</w:t>
       </w:r>
     </w:p>
     <w:p>
@@ -3931,7 +3954,7 @@
         </w:rPr>
       </w:pPr>
       <w:r>
-        <w:t xml:space="preserve">Constellations are idealised as uniformly random circular shells, not real Walker plane structures. The real-orbit check (§7.6) tests this for one OneWeb satellite only; its ±34% uncertainty is the model's validation limit.</w:t>
+        <w:t xml:space="preserve">Constellations are idealised as uniformly random circular shells rather than real Walker plane structures; the real-orbit check covers one OneWeb satellite and validates the approach to about ±35%.</w:t>
       </w:r>
     </w:p>
     <w:p>
@@ -3948,7 +3971,7 @@
         </w:rPr>
       </w:pPr>
       <w:r>
-        <w:t xml:space="preserve">The Guowang GW-2 inclination split (50°/86.5°) and the Qianfan inclination are approximations from secondary sources.</w:t>
+        <w:t xml:space="preserve">Pointings are drawn uniformly over the accessible sky with a random roll, not from SPHEREx's actual survey sequence and scan-driven roll.</w:t>
       </w:r>
     </w:p>
     <w:p>
@@ -3965,7 +3988,7 @@
         </w:rPr>
       </w:pPr>
       <w:r>
-        <w:t xml:space="preserve">The field's roll angle is random; SPHEREx's actual roll follows its scan strategy. Survey pointings are drawn uniformly over the accessible cone rather than following the real survey sequence.</w:t>
+        <w:t xml:space="preserve">Guowang's inclination split and Qianfan's altitude and inclination are approximations from secondary sources; in-orbit counts come from satellite-tracking websites.</w:t>
       </w:r>
     </w:p>
     <w:p>
@@ -3982,24 +4005,7 @@
         </w:rPr>
       </w:pPr>
       <w:r>
-        <w:t xml:space="preserve">The Sun direction uses a low-precision ephemeris and a single epoch for the statistical model; the real-orbit sweep uses a date-dependent Sun.</w:t>
-      </w:r>
-    </w:p>
-    <w:p>
-      <w:pPr>
-        <w:pStyle w:val="ListParagraph"/>
-        <w:numPr>
-          <w:ilvl w:val="0"/>
-          <w:numId w:val="1"/>
-        </w:numPr>
-        <w:spacing w:after="80"/>
-        <w:rPr>
-          <w:sz w:val="21"/>
-          <w:szCs w:val="21"/>
-        </w:rPr>
-      </w:pPr>
-      <w:r>
-        <w:t xml:space="preserve">Photometry uses a flat-plate equilibrium temperature and Lambertian reflection without a phase function, attitude, eclipse thermal history or material-specific emissivity. Satellite size and albedo are representative values, not manufacturer specifications.</w:t>
+        <w:t xml:space="preserve">Photometry uses simple surface models (flat plate or Lambertian sphere) with representative size and albedo; it ignores attitude, eclipse thermal history and material-specific properties, which is why the crossover is quoted as a range.</w:t>
       </w:r>
     </w:p>
     <w:p>
@@ -4020,31 +4026,31 @@
           <w:sz w:val="21"/>
           <w:szCs w:val="21"/>
         </w:rPr>
-        <w:t xml:space="preserve">SPHEREx's own survey rules are its best defence against megaconstellations. Because it only looks within 35° of zenith, every satellite orbiting below it — all of Starlink and Amazon Leo, today the large majority of all satellites — is geometrically invisible. Its exposure is set entirely by the smaller population of high-altitude constellations: ~0.13 trails per exposure today, rising to 4.5 ± 0.2 when the filed high-altitude constellations (chiefly Qianfan and Guowang) are complete. That is consistent with the 5.64 published by Borlaff et al. (2025) within this model's validation uncertainty, with the residual traced to a single input, the high-altitude satellite count.</w:t>
-      </w:r>
-    </w:p>
-    <w:p>
-      <w:pPr>
-        <w:spacing w:after="160"/>
-      </w:pPr>
-      <w:r>
-        <w:rPr>
-          <w:sz w:val="21"/>
-          <w:szCs w:val="21"/>
-        </w:rPr>
-        <w:t xml:space="preserve">The encounters that do occur are near-overhead, fast and bright, and in SPHEREx's long-wavelength bands (above ~3.76 μm) they are dominated by thermal emission that surface darkening cannot suppress. The investigation also showed how sensitive such estimates are to modelling choices: an unconstrained pointing inflated the full-build-out prediction by more than an order of magnitude and produced a current-population figure (~2.3 per exposure) that does not apply to SPHEREx at all.</w:t>
-      </w:r>
-    </w:p>
-    <w:p>
-      <w:pPr>
-        <w:spacing w:after="160"/>
-      </w:pPr>
-      <w:r>
-        <w:rPr>
-          <w:sz w:val="21"/>
-          <w:szCs w:val="21"/>
-        </w:rPr>
-        <w:t xml:space="preserve">Next steps: obtain the full constellation registry to close the high-altitude satellite count; extend the real-orbit validation to many OneWeb and Qianfan satellites across multiple planes; replace random pointings with SPHEREx's published survey sequence and roll; and compare predicted crossings with trails identified in public SPHEREx images.</w:t>
+        <w:t xml:space="preserve">SPHEREx's own survey rules are its best defence against megaconstellations. Because it only points within 35° of zenith, every satellite orbiting below it, including all of Starlink and Amazon Leo, is geometrically invisible. Its exposure is set by the smaller population of high-altitude constellations: about 0.24 trails per exposure today (one exposure in four), rising to 5.9 ± 0.1 if the filed high-altitude constellations are completed. That is consistent with the 5.64 published by Borlaff et al. (2025), with the caveat that the future number depends mainly on how much of Qianfan is actually built.</w:t>
+      </w:r>
+    </w:p>
+    <w:p>
+      <w:pPr>
+        <w:spacing w:after="160"/>
+      </w:pPr>
+      <w:r>
+        <w:rPr>
+          <w:sz w:val="21"/>
+          <w:szCs w:val="21"/>
+        </w:rPr>
+        <w:t xml:space="preserve">The crossings that do occur are near-overhead, fast and short (a few seconds in a 112.5 s exposure), and at the longest SPHEREx wavelengths they are dominated by the satellite's thermal emission, which darkening cannot suppress. The investigation also showed how sensitive such estimates are to modelling choices: unconstrained pointing inflated the prediction by more than an order of magnitude, and a fixed field orientation and single date lowered it by about a quarter, errors caught only by testing against the literature and by an independent code review.</w:t>
+      </w:r>
+    </w:p>
+    <w:p>
+      <w:pPr>
+        <w:spacing w:after="160"/>
+      </w:pPr>
+      <w:r>
+        <w:rPr>
+          <w:sz w:val="21"/>
+          <w:szCs w:val="21"/>
+        </w:rPr>
+        <w:t xml:space="preserve">Next steps: extend the real-orbit validation to many OneWeb, Guowang and Qianfan satellites across multiple planes; replace random pointings and roll with SPHEREx's published survey sequence; obtain the full constellation registry; and compare predicted crossings with trails identified in public SPHEREx images.</w:t>
       </w:r>
     </w:p>
     <w:p>
@@ -4078,6 +4084,18 @@
           <w:szCs w:val="20"/>
         </w:rPr>
         <w:t xml:space="preserve">Crill, B. P., et al. (2020). SPHEREx: NASA's near-infrared spectrophotometric all-sky survey. Proceedings of SPIE 11443.</w:t>
+      </w:r>
+    </w:p>
+    <w:p>
+      <w:pPr>
+        <w:spacing w:after="160"/>
+      </w:pPr>
+      <w:r>
+        <w:rPr>
+          <w:sz w:val="20"/>
+          <w:szCs w:val="20"/>
+        </w:rPr>
+        <w:t xml:space="preserve">Crill, B. P., et al. (2024). SPHEREx: NASA's near-infrared spectrophotometric all-sky survey. arXiv:2404.11017.</w:t>
       </w:r>
     </w:p>
     <w:p>

--- a/SPHEREx_combined_manuscript.docx
+++ b/SPHEREx_combined_manuscript.docx
@@ -2032,7 +2032,7 @@
           <w:sz w:val="21"/>
           <w:szCs w:val="21"/>
         </w:rPr>
-        <w:t xml:space="preserve">Sections 6–9 report a from-scratch extension built independently of §5. Every number is either printed by a script in the accompanying repository (github.com/Joshan006/Spherex; script named in brackets) or is an explicitly cited external value. Superseded earlier scripts are kept separately in scripts/superseded for the record.</w:t>
+        <w:t xml:space="preserve">Sections 6–9 report a from-scratch extension built independently of §5. Every number is either printed by a script in the accompanying repository (github.com/Joshan006/Spherex; script named in brackets) or is an explicitly cited external value. Superseded earlier scripts are kept separately in scripts/superseded for the record. The code, figures and much of this text were developed with substantial help from an AI coding assistant (Anthropic's Claude) under the author's direction; an independent AI code review identified several errors that are corrected here (§7.2).</w:t>
       </w:r>
     </w:p>
     <w:p>
